--- a/submission/Template&Requirement/2026年MathorCup数学应用挑战赛—大数据竞赛承诺书（手写或者电子签名后上传）.docx
+++ b/submission/Template&Requirement/2026年MathorCup数学应用挑战赛—大数据竞赛承诺书（手写或者电子签名后上传）.docx
@@ -1,11 +1,11 @@
 
 <file path=word/document.xml><?xml version="1.0" encoding="utf-8"?>
-<w:document xmlns:wpc="http://schemas.microsoft.com/office/word/2010/wordprocessingCanvas" xmlns:cx="http://schemas.microsoft.com/office/drawing/2014/chartex" xmlns:cx1="http://schemas.microsoft.com/office/drawing/2015/9/8/chartex" xmlns:cx2="http://schemas.microsoft.com/office/drawing/2015/10/21/chartex" xmlns:cx3="http://schemas.microsoft.com/office/drawing/2016/5/9/chartex" xmlns:cx4="http://schemas.microsoft.com/office/drawing/2016/5/10/chartex" xmlns:cx5="http://schemas.microsoft.com/office/drawing/2016/5/11/chartex" xmlns:cx6="http://schemas.microsoft.com/office/drawing/2016/5/12/chartex" xmlns:cx7="http://schemas.microsoft.com/office/drawing/2016/5/13/chartex" xmlns:cx8="http://schemas.microsoft.com/office/drawing/2016/5/14/chartex" xmlns:mc="http://schemas.openxmlformats.org/markup-compatibility/2006" xmlns:o="urn:schemas-microsoft-com:office:office" xmlns:r="http://schemas.openxmlformats.org/officeDocument/2006/relationships" xmlns:m="http://schemas.openxmlformats.org/officeDocument/2006/math" xmlns:v="urn:schemas-microsoft-com:vml" xmlns:wp14="http://schemas.microsoft.com/office/word/2010/wordprocessingDrawing" xmlns:wp="http://schemas.openxmlformats.org/drawingml/2006/wordprocessingDrawing" xmlns:w="http://schemas.openxmlformats.org/wordprocessingml/2006/main" xmlns:w14="http://schemas.microsoft.com/office/word/2010/wordml" xmlns:w10="urn:schemas-microsoft-com:office:word" xmlns:w15="http://schemas.microsoft.com/office/word/2012/wordml" xmlns:wpg="http://schemas.microsoft.com/office/word/2010/wordprocessingGroup" xmlns:wpi="http://schemas.microsoft.com/office/word/2010/wordprocessingInk" xmlns:wne="http://schemas.microsoft.com/office/word/2006/wordml" xmlns:wps="http://schemas.microsoft.com/office/word/2010/wordprocessingShape" xmlns:wpsCustomData="http://www.wps.cn/officeDocument/2013/wpsCustomData" mc:Ignorable="w14 w15 wp14">
+<w:document xmlns:wpc="http://schemas.microsoft.com/office/word/2010/wordprocessingCanvas" xmlns:cx="http://schemas.microsoft.com/office/drawing/2014/chartex" xmlns:cx1="http://schemas.microsoft.com/office/drawing/2015/9/8/chartex" xmlns:cx2="http://schemas.microsoft.com/office/drawing/2015/10/21/chartex" xmlns:cx3="http://schemas.microsoft.com/office/drawing/2016/5/9/chartex" xmlns:cx4="http://schemas.microsoft.com/office/drawing/2016/5/10/chartex" xmlns:cx5="http://schemas.microsoft.com/office/drawing/2016/5/11/chartex" xmlns:cx6="http://schemas.microsoft.com/office/drawing/2016/5/12/chartex" xmlns:cx7="http://schemas.microsoft.com/office/drawing/2016/5/13/chartex" xmlns:cx8="http://schemas.microsoft.com/office/drawing/2016/5/14/chartex" xmlns:mc="http://schemas.openxmlformats.org/markup-compatibility/2006" xmlns:aink="http://schemas.microsoft.com/office/drawing/2016/ink" xmlns:am3d="http://schemas.microsoft.com/office/drawing/2017/model3d" xmlns:o="urn:schemas-microsoft-com:office:office" xmlns:oel="http://schemas.microsoft.com/office/2019/extlst" xmlns:r="http://schemas.openxmlformats.org/officeDocument/2006/relationships" xmlns:m="http://schemas.openxmlformats.org/officeDocument/2006/math" xmlns:v="urn:schemas-microsoft-com:vml" xmlns:wp14="http://schemas.microsoft.com/office/word/2010/wordprocessingDrawing" xmlns:wp="http://schemas.openxmlformats.org/drawingml/2006/wordprocessingDrawing" xmlns:w10="urn:schemas-microsoft-com:office:word" xmlns:w="http://schemas.openxmlformats.org/wordprocessingml/2006/main" xmlns:w14="http://schemas.microsoft.com/office/word/2010/wordml" xmlns:w15="http://schemas.microsoft.com/office/word/2012/wordml" xmlns:w16cex="http://schemas.microsoft.com/office/word/2018/wordml/cex" xmlns:w16cid="http://schemas.microsoft.com/office/word/2016/wordml/cid" xmlns:w16="http://schemas.microsoft.com/office/word/2018/wordml" xmlns:w16du="http://schemas.microsoft.com/office/word/2023/wordml/word16du" xmlns:w16sdtdh="http://schemas.microsoft.com/office/word/2020/wordml/sdtdatahash" xmlns:w16sdtfl="http://schemas.microsoft.com/office/word/2024/wordml/sdtformatlock" xmlns:w16se="http://schemas.microsoft.com/office/word/2015/wordml/symex" xmlns:wpg="http://schemas.microsoft.com/office/word/2010/wordprocessingGroup" xmlns:wpi="http://schemas.microsoft.com/office/word/2010/wordprocessingInk" xmlns:wne="http://schemas.microsoft.com/office/word/2006/wordml" xmlns:wps="http://schemas.microsoft.com/office/word/2010/wordprocessingShape" mc:Ignorable="w14 w15 w16se w16cid w16 w16cex w16sdtdh w16sdtfl w16du wp14">
   <w:body>
     <w:p>
       <w:pPr>
         <w:widowControl/>
-        <w:ind w:firstLine="55" w:firstLineChars="17"/>
+        <w:ind w:firstLineChars="17" w:firstLine="55"/>
         <w:jc w:val="center"/>
         <w:rPr>
           <w:b/>
@@ -31,25 +31,27 @@
           <w:bCs/>
           <w:sz w:val="32"/>
           <w:szCs w:val="32"/>
-          <w:lang w:eastAsia="zh-CN"/>
-        </w:rPr>
-        <w:t>数学应用</w:t>
-      </w:r>
-      <w:r>
-        <w:rPr>
-          <w:rFonts w:hint="eastAsia"/>
+        </w:rPr>
+        <w:t>数学应用挑战赛——大数据竞赛</w:t>
+      </w:r>
+    </w:p>
+    <w:p>
+      <w:pPr>
+        <w:widowControl/>
+        <w:ind w:firstLineChars="17" w:firstLine="55"/>
+        <w:jc w:val="center"/>
+        <w:rPr>
           <w:b/>
           <w:bCs/>
           <w:sz w:val="32"/>
           <w:szCs w:val="32"/>
         </w:rPr>
-        <w:t>挑战赛——大数据竞赛</w:t>
-      </w:r>
+      </w:pPr>
     </w:p>
     <w:p>
       <w:pPr>
         <w:widowControl/>
-        <w:ind w:firstLine="55" w:firstLineChars="17"/>
+        <w:ind w:firstLineChars="17" w:firstLine="55"/>
         <w:jc w:val="center"/>
         <w:rPr>
           <w:b/>
@@ -58,19 +60,16 @@
           <w:szCs w:val="32"/>
         </w:rPr>
       </w:pPr>
-    </w:p>
-    <w:p>
-      <w:pPr>
-        <w:widowControl/>
-        <w:ind w:firstLine="55" w:firstLineChars="17"/>
-        <w:jc w:val="center"/>
-        <w:rPr>
+      <w:r>
+        <w:rPr>
+          <w:rFonts w:hint="eastAsia"/>
           <w:b/>
           <w:bCs/>
           <w:sz w:val="32"/>
           <w:szCs w:val="32"/>
         </w:rPr>
-      </w:pPr>
+        <w:t>承</w:t>
+      </w:r>
       <w:r>
         <w:rPr>
           <w:rFonts w:hint="eastAsia"/>
@@ -79,13 +78,43 @@
           <w:sz w:val="32"/>
           <w:szCs w:val="32"/>
         </w:rPr>
-        <w:t>承  诺  书</w:t>
+        <w:t xml:space="preserve">  </w:t>
+      </w:r>
+      <w:r>
+        <w:rPr>
+          <w:rFonts w:hint="eastAsia"/>
+          <w:b/>
+          <w:bCs/>
+          <w:sz w:val="32"/>
+          <w:szCs w:val="32"/>
+        </w:rPr>
+        <w:t>诺</w:t>
+      </w:r>
+      <w:r>
+        <w:rPr>
+          <w:rFonts w:hint="eastAsia"/>
+          <w:b/>
+          <w:bCs/>
+          <w:sz w:val="32"/>
+          <w:szCs w:val="32"/>
+        </w:rPr>
+        <w:t xml:space="preserve">  </w:t>
+      </w:r>
+      <w:r>
+        <w:rPr>
+          <w:rFonts w:hint="eastAsia"/>
+          <w:b/>
+          <w:bCs/>
+          <w:sz w:val="32"/>
+          <w:szCs w:val="32"/>
+        </w:rPr>
+        <w:t>书</w:t>
       </w:r>
     </w:p>
     <w:p>
       <w:pPr>
         <w:widowControl/>
-        <w:ind w:firstLine="48" w:firstLineChars="17"/>
+        <w:ind w:firstLineChars="17" w:firstLine="48"/>
         <w:jc w:val="center"/>
         <w:rPr>
           <w:b/>
@@ -99,59 +128,57 @@
     <w:p>
       <w:pPr>
         <w:spacing w:line="360" w:lineRule="auto"/>
-        <w:ind w:firstLine="480" w:firstLineChars="200"/>
-        <w:rPr>
-          <w:bCs/>
-          <w:sz w:val="24"/>
-        </w:rPr>
-      </w:pPr>
-      <w:r>
-        <w:rPr>
-          <w:rFonts w:hint="eastAsia"/>
-          <w:bCs/>
-          <w:sz w:val="24"/>
-        </w:rPr>
-        <w:t>我们仔细阅读了《MathorCup</w:t>
-      </w:r>
-      <w:r>
-        <w:rPr>
-          <w:rFonts w:hint="eastAsia"/>
-          <w:bCs/>
-          <w:sz w:val="24"/>
-          <w:lang w:eastAsia="zh-CN"/>
-        </w:rPr>
-        <w:t>数学应用</w:t>
-      </w:r>
-      <w:r>
-        <w:rPr>
-          <w:rFonts w:hint="eastAsia"/>
-          <w:bCs/>
-          <w:sz w:val="24"/>
-        </w:rPr>
-        <w:t>挑战赛——大数据竞赛章程》和《MathorCup</w:t>
-      </w:r>
-      <w:r>
-        <w:rPr>
-          <w:rFonts w:hint="eastAsia"/>
-          <w:bCs/>
-          <w:sz w:val="24"/>
-          <w:lang w:eastAsia="zh-CN"/>
-        </w:rPr>
-        <w:t>数学应用</w:t>
-      </w:r>
-      <w:r>
-        <w:rPr>
-          <w:rFonts w:hint="eastAsia"/>
-          <w:bCs/>
-          <w:sz w:val="24"/>
-        </w:rPr>
-        <w:t>挑战赛——大数据竞赛论文格式及提交规范》（以下简称为“竞赛章程和论文规范”，可从官方竞赛网站下载）。</w:t>
+        <w:ind w:firstLineChars="200" w:firstLine="480"/>
+        <w:rPr>
+          <w:bCs/>
+          <w:sz w:val="24"/>
+        </w:rPr>
+      </w:pPr>
+      <w:r>
+        <w:rPr>
+          <w:rFonts w:hint="eastAsia"/>
+          <w:bCs/>
+          <w:sz w:val="24"/>
+        </w:rPr>
+        <w:t>我们仔细阅读了《</w:t>
+      </w:r>
+      <w:r>
+        <w:rPr>
+          <w:rFonts w:hint="eastAsia"/>
+          <w:bCs/>
+          <w:sz w:val="24"/>
+        </w:rPr>
+        <w:t>MathorCup</w:t>
+      </w:r>
+      <w:r>
+        <w:rPr>
+          <w:rFonts w:hint="eastAsia"/>
+          <w:bCs/>
+          <w:sz w:val="24"/>
+        </w:rPr>
+        <w:t>数学应用挑战赛——大数据竞赛章程》和《</w:t>
+      </w:r>
+      <w:r>
+        <w:rPr>
+          <w:rFonts w:hint="eastAsia"/>
+          <w:bCs/>
+          <w:sz w:val="24"/>
+        </w:rPr>
+        <w:t>MathorCup</w:t>
+      </w:r>
+      <w:r>
+        <w:rPr>
+          <w:rFonts w:hint="eastAsia"/>
+          <w:bCs/>
+          <w:sz w:val="24"/>
+        </w:rPr>
+        <w:t>数学应用挑战赛——大数据竞赛论文格式及提交规范》（以下简称为“竞赛章程和论文规范”，可从官方竞赛网站下载）。</w:t>
       </w:r>
     </w:p>
     <w:p>
       <w:pPr>
         <w:spacing w:line="360" w:lineRule="auto"/>
-        <w:ind w:firstLine="480" w:firstLineChars="200"/>
+        <w:ind w:firstLineChars="200" w:firstLine="480"/>
         <w:rPr>
           <w:bCs/>
           <w:sz w:val="24"/>
@@ -169,7 +196,7 @@
     <w:p>
       <w:pPr>
         <w:spacing w:line="360" w:lineRule="auto"/>
-        <w:ind w:firstLine="480" w:firstLineChars="200"/>
+        <w:ind w:firstLineChars="200" w:firstLine="480"/>
         <w:rPr>
           <w:bCs/>
           <w:sz w:val="24"/>
@@ -187,7 +214,7 @@
     <w:p>
       <w:pPr>
         <w:spacing w:line="360" w:lineRule="auto"/>
-        <w:ind w:firstLine="480" w:firstLineChars="200"/>
+        <w:ind w:firstLineChars="200" w:firstLine="480"/>
         <w:rPr>
           <w:bCs/>
           <w:sz w:val="24"/>
@@ -205,36 +232,35 @@
     <w:p>
       <w:pPr>
         <w:spacing w:line="360" w:lineRule="auto"/>
-        <w:ind w:firstLine="480" w:firstLineChars="200"/>
-        <w:rPr>
-          <w:bCs/>
-          <w:sz w:val="24"/>
-        </w:rPr>
-      </w:pPr>
-      <w:r>
-        <w:rPr>
-          <w:rFonts w:hint="eastAsia"/>
-          <w:bCs/>
-          <w:sz w:val="24"/>
-        </w:rPr>
-        <w:t>我们授权MathorCup</w:t>
-      </w:r>
-      <w:r>
-        <w:rPr>
-          <w:rFonts w:hint="eastAsia"/>
-          <w:bCs/>
-          <w:sz w:val="24"/>
-          <w:lang w:eastAsia="zh-CN"/>
-        </w:rPr>
-        <w:t>数学应用</w:t>
-      </w:r>
-      <w:r>
-        <w:rPr>
-          <w:rFonts w:hint="eastAsia"/>
-          <w:bCs/>
-          <w:sz w:val="24"/>
-        </w:rPr>
-        <w:t>挑战赛组委会，可将我们的论文以任何形式进行公开展示（包括进行网上公示，在书籍、期刊和其他媒体进行正式或非正式发表等）。</w:t>
+        <w:ind w:firstLineChars="200" w:firstLine="480"/>
+        <w:rPr>
+          <w:bCs/>
+          <w:sz w:val="24"/>
+        </w:rPr>
+      </w:pPr>
+      <w:r>
+        <w:rPr>
+          <w:rFonts w:hint="eastAsia"/>
+          <w:bCs/>
+          <w:sz w:val="24"/>
+        </w:rPr>
+        <w:t>我们授权</w:t>
+      </w:r>
+      <w:r>
+        <w:rPr>
+          <w:rFonts w:hint="eastAsia"/>
+          <w:bCs/>
+          <w:sz w:val="24"/>
+        </w:rPr>
+        <w:t>MathorCup</w:t>
+      </w:r>
+      <w:r>
+        <w:rPr>
+          <w:rFonts w:hint="eastAsia"/>
+          <w:bCs/>
+          <w:sz w:val="24"/>
+        </w:rPr>
+        <w:t>数学应用挑战赛组委会，可将我们的论文以任何形式进行公开展示（包括进行网上公示，在书籍、期刊和其他媒体进行正式或非正式发表等）。</w:t>
       </w:r>
     </w:p>
     <w:p>
@@ -249,32 +275,56 @@
     <w:p>
       <w:pPr>
         <w:spacing w:line="360" w:lineRule="auto"/>
-        <w:ind w:firstLine="480" w:firstLineChars="200"/>
-        <w:rPr>
-          <w:bCs/>
-          <w:sz w:val="24"/>
-          <w:u w:val="single"/>
-        </w:rPr>
-      </w:pPr>
-      <w:r>
-        <w:rPr>
-          <w:rFonts w:hint="eastAsia"/>
-          <w:bCs/>
-          <w:sz w:val="24"/>
-        </w:rPr>
-        <w:t>我们参赛选择的赛道是（从A、B中选择一项填写）：</w:t>
-      </w:r>
-      <w:r>
-        <w:rPr>
-          <w:rFonts w:hint="eastAsia"/>
-          <w:bCs/>
-          <w:sz w:val="24"/>
-          <w:u w:val="single"/>
-        </w:rPr>
-        <w:t xml:space="preserve">       </w:t>
-      </w:r>
-      <w:r>
-        <w:rPr>
+        <w:ind w:firstLineChars="200" w:firstLine="480"/>
+        <w:rPr>
+          <w:bCs/>
+          <w:sz w:val="24"/>
+          <w:u w:val="single"/>
+        </w:rPr>
+      </w:pPr>
+      <w:r>
+        <w:rPr>
+          <w:rFonts w:hint="eastAsia"/>
+          <w:bCs/>
+          <w:sz w:val="24"/>
+        </w:rPr>
+        <w:t>我们参赛选择的赛道是（从</w:t>
+      </w:r>
+      <w:r>
+        <w:rPr>
+          <w:rFonts w:hint="eastAsia"/>
+          <w:bCs/>
+          <w:sz w:val="24"/>
+        </w:rPr>
+        <w:t>A</w:t>
+      </w:r>
+      <w:r>
+        <w:rPr>
+          <w:rFonts w:hint="eastAsia"/>
+          <w:bCs/>
+          <w:sz w:val="24"/>
+        </w:rPr>
+        <w:t>、</w:t>
+      </w:r>
+      <w:r>
+        <w:rPr>
+          <w:rFonts w:hint="eastAsia"/>
+          <w:bCs/>
+          <w:sz w:val="24"/>
+        </w:rPr>
+        <w:t>B</w:t>
+      </w:r>
+      <w:r>
+        <w:rPr>
+          <w:rFonts w:hint="eastAsia"/>
+          <w:bCs/>
+          <w:sz w:val="24"/>
+        </w:rPr>
+        <w:t>中选择一项填写）：</w:t>
+      </w:r>
+      <w:r>
+        <w:rPr>
+          <w:rFonts w:hint="eastAsia"/>
           <w:bCs/>
           <w:sz w:val="24"/>
           <w:u w:val="single"/>
@@ -288,13 +338,47 @@
           <w:sz w:val="24"/>
           <w:u w:val="single"/>
         </w:rPr>
+        <w:t xml:space="preserve"> </w:t>
+      </w:r>
+      <w:r>
+        <w:rPr>
+          <w:bCs/>
+          <w:sz w:val="24"/>
+          <w:u w:val="single"/>
+        </w:rPr>
+        <w:t xml:space="preserve">  </w:t>
+      </w:r>
+      <w:r>
+        <w:rPr>
+          <w:rFonts w:hint="eastAsia"/>
+          <w:bCs/>
+          <w:sz w:val="24"/>
+          <w:u w:val="single"/>
+        </w:rPr>
+        <w:t>A</w:t>
+      </w:r>
+      <w:r>
+        <w:rPr>
+          <w:bCs/>
+          <w:sz w:val="24"/>
+          <w:u w:val="single"/>
+        </w:rPr>
+        <w:t xml:space="preserve">   </w:t>
+      </w:r>
+      <w:r>
+        <w:rPr>
+          <w:rFonts w:hint="eastAsia"/>
+          <w:bCs/>
+          <w:sz w:val="24"/>
+          <w:u w:val="single"/>
+        </w:rPr>
         <w:t xml:space="preserve">                </w:t>
       </w:r>
     </w:p>
     <w:p>
       <w:pPr>
         <w:spacing w:line="360" w:lineRule="auto"/>
-        <w:ind w:firstLine="480" w:firstLineChars="200"/>
+        <w:ind w:firstLineChars="200" w:firstLine="480"/>
         <w:jc w:val="left"/>
         <w:rPr>
           <w:bCs/>
@@ -307,16 +391,49 @@
           <w:bCs/>
           <w:sz w:val="24"/>
         </w:rPr>
-        <w:t>我们的报名参赛队号为（MCB打头的字母加数字编号）：</w:t>
-      </w:r>
-      <w:r>
-        <w:rPr>
-          <w:rFonts w:hint="eastAsia"/>
-          <w:bCs/>
-          <w:sz w:val="24"/>
-          <w:u w:val="single"/>
-        </w:rPr>
-        <w:t xml:space="preserve">              </w:t>
+        <w:t>我们的报名参赛队号为（</w:t>
+      </w:r>
+      <w:r>
+        <w:rPr>
+          <w:rFonts w:hint="eastAsia"/>
+          <w:bCs/>
+          <w:sz w:val="24"/>
+        </w:rPr>
+        <w:t>MCB</w:t>
+      </w:r>
+      <w:r>
+        <w:rPr>
+          <w:rFonts w:hint="eastAsia"/>
+          <w:bCs/>
+          <w:sz w:val="24"/>
+        </w:rPr>
+        <w:t>打头的字母加数字编号）：</w:t>
+      </w:r>
+      <w:r>
+        <w:rPr>
+          <w:rFonts w:hint="eastAsia"/>
+          <w:bCs/>
+          <w:sz w:val="24"/>
+          <w:u w:val="single"/>
+        </w:rPr>
+        <w:t xml:space="preserve">    </w:t>
+      </w:r>
+      <w:r>
+        <w:rPr>
+          <w:bCs/>
+          <w:sz w:val="24"/>
+          <w:u w:val="single"/>
+        </w:rPr>
+        <w:t>MCB2607307</w:t>
+      </w:r>
+      <w:r>
+        <w:rPr>
+          <w:rFonts w:hint="eastAsia"/>
+          <w:bCs/>
+          <w:sz w:val="24"/>
+          <w:u w:val="single"/>
+        </w:rPr>
+        <w:t xml:space="preserve">      </w:t>
       </w:r>
       <w:r>
         <w:rPr>
@@ -339,7 +456,7 @@
     <w:p>
       <w:pPr>
         <w:spacing w:line="360" w:lineRule="auto"/>
-        <w:ind w:firstLine="480" w:firstLineChars="200"/>
+        <w:ind w:firstLineChars="200" w:firstLine="480"/>
         <w:rPr>
           <w:bCs/>
           <w:sz w:val="24"/>
@@ -360,7 +477,16 @@
           <w:sz w:val="24"/>
           <w:u w:val="single"/>
         </w:rPr>
-        <w:t xml:space="preserve">              </w:t>
+        <w:t xml:space="preserve">             </w:t>
+      </w:r>
+      <w:r>
+        <w:rPr>
+          <w:rFonts w:hint="eastAsia"/>
+          <w:bCs/>
+          <w:sz w:val="24"/>
+          <w:u w:val="single"/>
+        </w:rPr>
+        <w:t>杭州电子科技大学</w:t>
       </w:r>
       <w:r>
         <w:rPr>
@@ -383,7 +509,7 @@
     <w:p>
       <w:pPr>
         <w:spacing w:line="360" w:lineRule="auto"/>
-        <w:ind w:firstLine="480" w:firstLineChars="200"/>
+        <w:ind w:firstLineChars="200" w:firstLine="480"/>
         <w:rPr>
           <w:bCs/>
           <w:sz w:val="24"/>
@@ -401,19 +527,27 @@
     <w:p>
       <w:pPr>
         <w:spacing w:line="360" w:lineRule="auto"/>
-        <w:ind w:firstLine="3600" w:firstLineChars="1500"/>
-        <w:rPr>
-          <w:bCs/>
-          <w:sz w:val="24"/>
-        </w:rPr>
-      </w:pPr>
-      <w:r>
-        <w:rPr>
-          <w:rFonts w:hint="eastAsia"/>
-          <w:bCs/>
-          <w:sz w:val="24"/>
-        </w:rPr>
-        <w:t>队员1.</w:t>
+        <w:ind w:firstLineChars="1500" w:firstLine="3600"/>
+        <w:rPr>
+          <w:bCs/>
+          <w:sz w:val="24"/>
+        </w:rPr>
+      </w:pPr>
+      <w:r>
+        <w:rPr>
+          <w:rFonts w:hint="eastAsia"/>
+          <w:bCs/>
+          <w:sz w:val="24"/>
+        </w:rPr>
+        <w:t>队员</w:t>
+      </w:r>
+      <w:r>
+        <w:rPr>
+          <w:rFonts w:hint="eastAsia"/>
+          <w:bCs/>
+          <w:sz w:val="24"/>
+        </w:rPr>
+        <w:t>1.</w:t>
       </w:r>
       <w:r>
         <w:rPr>
@@ -434,8 +568,6 @@
           <w:sz w:val="24"/>
         </w:rPr>
       </w:pPr>
-      <w:bookmarkStart w:id="0" w:name="_GoBack"/>
-      <w:bookmarkEnd w:id="0"/>
     </w:p>
     <w:p>
       <w:pPr>
@@ -467,7 +599,15 @@
           <w:bCs/>
           <w:sz w:val="24"/>
         </w:rPr>
-        <w:t>队员2.</w:t>
+        <w:t>队员</w:t>
+      </w:r>
+      <w:r>
+        <w:rPr>
+          <w:rFonts w:hint="eastAsia"/>
+          <w:bCs/>
+          <w:sz w:val="24"/>
+        </w:rPr>
+        <w:t>2.</w:t>
       </w:r>
       <w:r>
         <w:rPr>
@@ -551,7 +691,15 @@
           <w:bCs/>
           <w:sz w:val="24"/>
         </w:rPr>
-        <w:t>队员3.</w:t>
+        <w:t>队员</w:t>
+      </w:r>
+      <w:r>
+        <w:rPr>
+          <w:rFonts w:hint="eastAsia"/>
+          <w:bCs/>
+          <w:sz w:val="24"/>
+        </w:rPr>
+        <w:t>3.</w:t>
       </w:r>
       <w:r>
         <w:rPr>
@@ -569,7 +717,7 @@
         <w:snapToGrid w:val="0"/>
         <w:spacing w:line="240" w:lineRule="atLeast"/>
         <w:rPr>
-          <w:rFonts w:ascii="楷体" w:hAnsi="楷体" w:eastAsia="楷体" w:cs="宋体"/>
+          <w:rFonts w:ascii="楷体" w:eastAsia="楷体" w:hAnsi="楷体" w:cs="宋体"/>
           <w:kern w:val="0"/>
           <w:sz w:val="24"/>
         </w:rPr>
@@ -581,25 +729,18 @@
         <w:snapToGrid w:val="0"/>
         <w:spacing w:line="240" w:lineRule="atLeast"/>
         <w:rPr>
-          <w:rFonts w:ascii="楷体" w:hAnsi="楷体" w:eastAsia="楷体" w:cs="宋体"/>
+          <w:rFonts w:ascii="楷体" w:eastAsia="楷体" w:hAnsi="楷体" w:cs="宋体"/>
           <w:kern w:val="0"/>
           <w:sz w:val="24"/>
         </w:rPr>
       </w:pPr>
       <w:r>
         <w:rPr>
-          <w:rFonts w:hint="eastAsia" w:ascii="楷体" w:hAnsi="楷体" w:eastAsia="楷体" w:cs="宋体"/>
+          <w:rFonts w:ascii="楷体" w:eastAsia="楷体" w:hAnsi="楷体" w:cs="宋体" w:hint="eastAsia"/>
           <w:kern w:val="0"/>
           <w:sz w:val="24"/>
         </w:rPr>
         <w:tab/>
-      </w:r>
-      <w:r>
-        <w:rPr>
-          <w:rFonts w:hint="eastAsia" w:ascii="楷体" w:hAnsi="楷体" w:eastAsia="楷体" w:cs="宋体"/>
-          <w:kern w:val="0"/>
-          <w:sz w:val="24"/>
-        </w:rPr>
         <w:t>（以上内容请仔细核对，提交后将不再允许做任何修改。如填写错误，论文可能被取消评奖资格。）</w:t>
       </w:r>
     </w:p>
@@ -629,7 +770,7 @@
       </w:pPr>
       <w:r>
         <w:rPr>
-          <w:rFonts w:hint="eastAsia" w:ascii="宋体" w:hAnsi="宋体" w:cs="宋体"/>
+          <w:rFonts w:ascii="宋体" w:hAnsi="宋体" w:cs="宋体" w:hint="eastAsia"/>
           <w:kern w:val="0"/>
           <w:sz w:val="24"/>
         </w:rPr>
@@ -637,191 +778,264 @@
       </w:r>
       <w:r>
         <w:rPr>
-          <w:rFonts w:hint="eastAsia" w:ascii="宋体" w:hAnsi="宋体" w:cs="宋体"/>
+          <w:rFonts w:ascii="宋体" w:hAnsi="宋体" w:cs="宋体" w:hint="eastAsia"/>
           <w:kern w:val="0"/>
           <w:sz w:val="24"/>
           <w:u w:val="single"/>
         </w:rPr>
-        <w:t xml:space="preserve">        </w:t>
-      </w:r>
-      <w:r>
-        <w:rPr>
-          <w:rFonts w:hint="eastAsia" w:ascii="宋体" w:hAnsi="宋体" w:cs="宋体"/>
+        <w:t xml:space="preserve">  </w:t>
+      </w:r>
+      <w:r>
+        <w:rPr>
+          <w:rFonts w:ascii="宋体" w:hAnsi="宋体" w:cs="宋体" w:hint="eastAsia"/>
           <w:kern w:val="0"/>
           <w:sz w:val="24"/>
+          <w:u w:val="single"/>
+        </w:rPr>
+        <w:t>2026</w:t>
+      </w:r>
+      <w:r>
+        <w:rPr>
+          <w:rFonts w:ascii="宋体" w:hAnsi="宋体" w:cs="宋体" w:hint="eastAsia"/>
+          <w:kern w:val="0"/>
+          <w:sz w:val="24"/>
+          <w:u w:val="single"/>
+        </w:rPr>
+        <w:t xml:space="preserve">  </w:t>
+      </w:r>
+      <w:r>
+        <w:rPr>
+          <w:rFonts w:ascii="宋体" w:hAnsi="宋体" w:cs="宋体" w:hint="eastAsia"/>
+          <w:kern w:val="0"/>
+          <w:sz w:val="24"/>
         </w:rPr>
         <w:t>年</w:t>
       </w:r>
       <w:r>
         <w:rPr>
-          <w:rFonts w:hint="eastAsia" w:ascii="宋体" w:hAnsi="宋体" w:cs="宋体"/>
+          <w:rFonts w:ascii="宋体" w:hAnsi="宋体" w:cs="宋体" w:hint="eastAsia"/>
           <w:kern w:val="0"/>
           <w:sz w:val="24"/>
           <w:u w:val="single"/>
         </w:rPr>
-        <w:t xml:space="preserve">    </w:t>
-      </w:r>
-      <w:r>
-        <w:rPr>
-          <w:rFonts w:hint="eastAsia" w:ascii="宋体" w:hAnsi="宋体" w:cs="宋体"/>
+        <w:t xml:space="preserve"> </w:t>
+      </w:r>
+      <w:r>
+        <w:rPr>
+          <w:rFonts w:ascii="宋体" w:hAnsi="宋体" w:cs="宋体" w:hint="eastAsia"/>
           <w:kern w:val="0"/>
           <w:sz w:val="24"/>
+          <w:u w:val="single"/>
+        </w:rPr>
+        <w:t>10</w:t>
+      </w:r>
+      <w:r>
+        <w:rPr>
+          <w:rFonts w:ascii="宋体" w:hAnsi="宋体" w:cs="宋体" w:hint="eastAsia"/>
+          <w:kern w:val="0"/>
+          <w:sz w:val="24"/>
+          <w:u w:val="single"/>
+        </w:rPr>
+        <w:t xml:space="preserve"> </w:t>
+      </w:r>
+      <w:r>
+        <w:rPr>
+          <w:rFonts w:ascii="宋体" w:hAnsi="宋体" w:cs="宋体" w:hint="eastAsia"/>
+          <w:kern w:val="0"/>
+          <w:sz w:val="24"/>
         </w:rPr>
         <w:t>月</w:t>
       </w:r>
       <w:r>
         <w:rPr>
-          <w:rFonts w:hint="eastAsia" w:ascii="宋体" w:hAnsi="宋体" w:cs="宋体"/>
+          <w:rFonts w:ascii="宋体" w:hAnsi="宋体" w:cs="宋体" w:hint="eastAsia"/>
           <w:kern w:val="0"/>
           <w:sz w:val="24"/>
           <w:u w:val="single"/>
         </w:rPr>
-        <w:t xml:space="preserve">    </w:t>
-      </w:r>
-      <w:r>
-        <w:rPr>
-          <w:rFonts w:hint="eastAsia" w:ascii="宋体" w:hAnsi="宋体" w:cs="宋体"/>
+        <w:t xml:space="preserve"> </w:t>
+      </w:r>
+      <w:r>
+        <w:rPr>
+          <w:rFonts w:ascii="宋体" w:hAnsi="宋体" w:cs="宋体" w:hint="eastAsia"/>
           <w:kern w:val="0"/>
           <w:sz w:val="24"/>
+          <w:u w:val="single"/>
+        </w:rPr>
+        <w:t>30</w:t>
+      </w:r>
+      <w:r>
+        <w:rPr>
+          <w:rFonts w:ascii="宋体" w:hAnsi="宋体" w:cs="宋体" w:hint="eastAsia"/>
+          <w:kern w:val="0"/>
+          <w:sz w:val="24"/>
+          <w:u w:val="single"/>
+        </w:rPr>
+        <w:t xml:space="preserve"> </w:t>
+      </w:r>
+      <w:r>
+        <w:rPr>
+          <w:rFonts w:ascii="宋体" w:hAnsi="宋体" w:cs="宋体" w:hint="eastAsia"/>
+          <w:kern w:val="0"/>
+          <w:sz w:val="24"/>
         </w:rPr>
         <w:t>日</w:t>
       </w:r>
     </w:p>
     <w:sectPr>
-      <w:footerReference r:id="rId5" w:type="first"/>
-      <w:headerReference r:id="rId3" w:type="default"/>
-      <w:footerReference r:id="rId4" w:type="even"/>
+      <w:headerReference w:type="default" r:id="rId6"/>
+      <w:footerReference w:type="even" r:id="rId7"/>
+      <w:footerReference w:type="first" r:id="rId8"/>
       <w:pgSz w:w="11907" w:h="16840"/>
       <w:pgMar w:top="1418" w:right="1418" w:bottom="1418" w:left="1418" w:header="1134" w:footer="1134" w:gutter="0"/>
       <w:pgNumType w:start="1"/>
-      <w:cols w:space="425" w:num="1"/>
-      <w:docGrid w:linePitch="312" w:charSpace="0"/>
+      <w:cols w:space="425"/>
+      <w:docGrid w:linePitch="312"/>
     </w:sectPr>
   </w:body>
 </w:document>
 </file>
 
+<file path=word/endnotes.xml><?xml version="1.0" encoding="utf-8"?>
+<w:endnotes xmlns:wpc="http://schemas.microsoft.com/office/word/2010/wordprocessingCanvas" xmlns:cx="http://schemas.microsoft.com/office/drawing/2014/chartex" xmlns:cx1="http://schemas.microsoft.com/office/drawing/2015/9/8/chartex" xmlns:cx2="http://schemas.microsoft.com/office/drawing/2015/10/21/chartex" xmlns:cx3="http://schemas.microsoft.com/office/drawing/2016/5/9/chartex" xmlns:cx4="http://schemas.microsoft.com/office/drawing/2016/5/10/chartex" xmlns:cx5="http://schemas.microsoft.com/office/drawing/2016/5/11/chartex" xmlns:cx6="http://schemas.microsoft.com/office/drawing/2016/5/12/chartex" xmlns:cx7="http://schemas.microsoft.com/office/drawing/2016/5/13/chartex" xmlns:cx8="http://schemas.microsoft.com/office/drawing/2016/5/14/chartex" xmlns:mc="http://schemas.openxmlformats.org/markup-compatibility/2006" xmlns:aink="http://schemas.microsoft.com/office/drawing/2016/ink" xmlns:am3d="http://schemas.microsoft.com/office/drawing/2017/model3d" xmlns:o="urn:schemas-microsoft-com:office:office" xmlns:oel="http://schemas.microsoft.com/office/2019/extlst" xmlns:r="http://schemas.openxmlformats.org/officeDocument/2006/relationships" xmlns:m="http://schemas.openxmlformats.org/officeDocument/2006/math" xmlns:v="urn:schemas-microsoft-com:vml" xmlns:wp14="http://schemas.microsoft.com/office/word/2010/wordprocessingDrawing" xmlns:wp="http://schemas.openxmlformats.org/drawingml/2006/wordprocessingDrawing" xmlns:w10="urn:schemas-microsoft-com:office:word" xmlns:w="http://schemas.openxmlformats.org/wordprocessingml/2006/main" xmlns:w14="http://schemas.microsoft.com/office/word/2010/wordml" xmlns:w15="http://schemas.microsoft.com/office/word/2012/wordml" xmlns:w16cex="http://schemas.microsoft.com/office/word/2018/wordml/cex" xmlns:w16cid="http://schemas.microsoft.com/office/word/2016/wordml/cid" xmlns:w16="http://schemas.microsoft.com/office/word/2018/wordml" xmlns:w16du="http://schemas.microsoft.com/office/word/2023/wordml/word16du" xmlns:w16sdtdh="http://schemas.microsoft.com/office/word/2020/wordml/sdtdatahash" xmlns:w16sdtfl="http://schemas.microsoft.com/office/word/2024/wordml/sdtformatlock" xmlns:w16se="http://schemas.microsoft.com/office/word/2015/wordml/symex" xmlns:wpg="http://schemas.microsoft.com/office/word/2010/wordprocessingGroup" xmlns:wpi="http://schemas.microsoft.com/office/word/2010/wordprocessingInk" xmlns:wne="http://schemas.microsoft.com/office/word/2006/wordml" xmlns:wps="http://schemas.microsoft.com/office/word/2010/wordprocessingShape" mc:Ignorable="w14 w15 w16se w16cid w16 w16cex w16sdtdh w16sdtfl w16du wp14">
+  <w:endnote w:type="separator" w:id="-1">
+    <w:p>
+      <w:r>
+        <w:separator/>
+      </w:r>
+    </w:p>
+  </w:endnote>
+  <w:endnote w:type="continuationSeparator" w:id="0">
+    <w:p>
+      <w:r>
+        <w:continuationSeparator/>
+      </w:r>
+    </w:p>
+  </w:endnote>
+</w:endnotes>
+</file>
+
 <file path=word/footer1.xml><?xml version="1.0" encoding="utf-8"?>
-<w:ftr xmlns:wpc="http://schemas.microsoft.com/office/word/2010/wordprocessingCanvas" xmlns:mc="http://schemas.openxmlformats.org/markup-compatibility/2006" xmlns:o="urn:schemas-microsoft-com:office:office" xmlns:r="http://schemas.openxmlformats.org/officeDocument/2006/relationships" xmlns:m="http://schemas.openxmlformats.org/officeDocument/2006/math" xmlns:v="urn:schemas-microsoft-com:vml" xmlns:wp14="http://schemas.microsoft.com/office/word/2010/wordprocessingDrawing" xmlns:wp="http://schemas.openxmlformats.org/drawingml/2006/wordprocessingDrawing" xmlns:w10="urn:schemas-microsoft-com:office:word" xmlns:w="http://schemas.openxmlformats.org/wordprocessingml/2006/main" xmlns:w14="http://schemas.microsoft.com/office/word/2010/wordml" xmlns:w15="http://schemas.microsoft.com/office/word/2012/wordml" xmlns:wpg="http://schemas.microsoft.com/office/word/2010/wordprocessingGroup" xmlns:wpi="http://schemas.microsoft.com/office/word/2010/wordprocessingInk" xmlns:wne="http://schemas.microsoft.com/office/word/2006/wordml" xmlns:wps="http://schemas.microsoft.com/office/word/2010/wordprocessingShape" xmlns:wpsCustomData="http://www.wps.cn/officeDocument/2013/wpsCustomData" mc:Ignorable="w14 w15 wp14">
+<w:ftr xmlns:wpc="http://schemas.microsoft.com/office/word/2010/wordprocessingCanvas" xmlns:cx="http://schemas.microsoft.com/office/drawing/2014/chartex" xmlns:cx1="http://schemas.microsoft.com/office/drawing/2015/9/8/chartex" xmlns:cx2="http://schemas.microsoft.com/office/drawing/2015/10/21/chartex" xmlns:cx3="http://schemas.microsoft.com/office/drawing/2016/5/9/chartex" xmlns:cx4="http://schemas.microsoft.com/office/drawing/2016/5/10/chartex" xmlns:cx5="http://schemas.microsoft.com/office/drawing/2016/5/11/chartex" xmlns:cx6="http://schemas.microsoft.com/office/drawing/2016/5/12/chartex" xmlns:cx7="http://schemas.microsoft.com/office/drawing/2016/5/13/chartex" xmlns:cx8="http://schemas.microsoft.com/office/drawing/2016/5/14/chartex" xmlns:mc="http://schemas.openxmlformats.org/markup-compatibility/2006" xmlns:aink="http://schemas.microsoft.com/office/drawing/2016/ink" xmlns:am3d="http://schemas.microsoft.com/office/drawing/2017/model3d" xmlns:o="urn:schemas-microsoft-com:office:office" xmlns:oel="http://schemas.microsoft.com/office/2019/extlst" xmlns:r="http://schemas.openxmlformats.org/officeDocument/2006/relationships" xmlns:m="http://schemas.openxmlformats.org/officeDocument/2006/math" xmlns:v="urn:schemas-microsoft-com:vml" xmlns:wp14="http://schemas.microsoft.com/office/word/2010/wordprocessingDrawing" xmlns:wp="http://schemas.openxmlformats.org/drawingml/2006/wordprocessingDrawing" xmlns:w10="urn:schemas-microsoft-com:office:word" xmlns:w="http://schemas.openxmlformats.org/wordprocessingml/2006/main" xmlns:w14="http://schemas.microsoft.com/office/word/2010/wordml" xmlns:w15="http://schemas.microsoft.com/office/word/2012/wordml" xmlns:w16cex="http://schemas.microsoft.com/office/word/2018/wordml/cex" xmlns:w16cid="http://schemas.microsoft.com/office/word/2016/wordml/cid" xmlns:w16="http://schemas.microsoft.com/office/word/2018/wordml" xmlns:w16du="http://schemas.microsoft.com/office/word/2023/wordml/word16du" xmlns:w16sdtdh="http://schemas.microsoft.com/office/word/2020/wordml/sdtdatahash" xmlns:w16sdtfl="http://schemas.microsoft.com/office/word/2024/wordml/sdtformatlock" xmlns:w16se="http://schemas.microsoft.com/office/word/2015/wordml/symex" xmlns:wpg="http://schemas.microsoft.com/office/word/2010/wordprocessingGroup" xmlns:wpi="http://schemas.microsoft.com/office/word/2010/wordprocessingInk" xmlns:wne="http://schemas.microsoft.com/office/word/2006/wordml" xmlns:wps="http://schemas.microsoft.com/office/word/2010/wordprocessingShape" mc:Ignorable="w14 w15 w16se w16cid w16 w16cex w16sdtdh w16sdtfl w16du wp14">
   <w:p>
     <w:pPr>
-      <w:pStyle w:val="3"/>
+      <w:pStyle w:val="a5"/>
       <w:framePr w:wrap="around" w:vAnchor="text" w:hAnchor="margin" w:xAlign="center" w:y="1"/>
       <w:rPr>
-        <w:rStyle w:val="7"/>
+        <w:rStyle w:val="a9"/>
       </w:rPr>
     </w:pPr>
     <w:r>
       <w:rPr>
-        <w:rStyle w:val="7"/>
+        <w:rStyle w:val="a9"/>
       </w:rPr>
       <w:fldChar w:fldCharType="begin"/>
     </w:r>
     <w:r>
       <w:rPr>
-        <w:rStyle w:val="7"/>
+        <w:rStyle w:val="a9"/>
       </w:rPr>
       <w:instrText xml:space="preserve">PAGE  </w:instrText>
     </w:r>
     <w:r>
       <w:rPr>
-        <w:rStyle w:val="7"/>
+        <w:rStyle w:val="a9"/>
       </w:rPr>
       <w:fldChar w:fldCharType="end"/>
     </w:r>
   </w:p>
   <w:p>
     <w:pPr>
-      <w:pStyle w:val="3"/>
+      <w:pStyle w:val="a5"/>
     </w:pPr>
   </w:p>
 </w:ftr>
 </file>
 
 <file path=word/footer2.xml><?xml version="1.0" encoding="utf-8"?>
-<w:ftr xmlns:wpc="http://schemas.microsoft.com/office/word/2010/wordprocessingCanvas" xmlns:mc="http://schemas.openxmlformats.org/markup-compatibility/2006" xmlns:o="urn:schemas-microsoft-com:office:office" xmlns:r="http://schemas.openxmlformats.org/officeDocument/2006/relationships" xmlns:m="http://schemas.openxmlformats.org/officeDocument/2006/math" xmlns:v="urn:schemas-microsoft-com:vml" xmlns:wp14="http://schemas.microsoft.com/office/word/2010/wordprocessingDrawing" xmlns:wp="http://schemas.openxmlformats.org/drawingml/2006/wordprocessingDrawing" xmlns:w10="urn:schemas-microsoft-com:office:word" xmlns:w="http://schemas.openxmlformats.org/wordprocessingml/2006/main" xmlns:w14="http://schemas.microsoft.com/office/word/2010/wordml" xmlns:w15="http://schemas.microsoft.com/office/word/2012/wordml" xmlns:wpg="http://schemas.microsoft.com/office/word/2010/wordprocessingGroup" xmlns:wpi="http://schemas.microsoft.com/office/word/2010/wordprocessingInk" xmlns:wne="http://schemas.microsoft.com/office/word/2006/wordml" xmlns:wps="http://schemas.microsoft.com/office/word/2010/wordprocessingShape" xmlns:wpsCustomData="http://www.wps.cn/officeDocument/2013/wpsCustomData" mc:Ignorable="w14 w15 wp14">
+<w:ftr xmlns:wpc="http://schemas.microsoft.com/office/word/2010/wordprocessingCanvas" xmlns:cx="http://schemas.microsoft.com/office/drawing/2014/chartex" xmlns:cx1="http://schemas.microsoft.com/office/drawing/2015/9/8/chartex" xmlns:cx2="http://schemas.microsoft.com/office/drawing/2015/10/21/chartex" xmlns:cx3="http://schemas.microsoft.com/office/drawing/2016/5/9/chartex" xmlns:cx4="http://schemas.microsoft.com/office/drawing/2016/5/10/chartex" xmlns:cx5="http://schemas.microsoft.com/office/drawing/2016/5/11/chartex" xmlns:cx6="http://schemas.microsoft.com/office/drawing/2016/5/12/chartex" xmlns:cx7="http://schemas.microsoft.com/office/drawing/2016/5/13/chartex" xmlns:cx8="http://schemas.microsoft.com/office/drawing/2016/5/14/chartex" xmlns:mc="http://schemas.openxmlformats.org/markup-compatibility/2006" xmlns:aink="http://schemas.microsoft.com/office/drawing/2016/ink" xmlns:am3d="http://schemas.microsoft.com/office/drawing/2017/model3d" xmlns:o="urn:schemas-microsoft-com:office:office" xmlns:oel="http://schemas.microsoft.com/office/2019/extlst" xmlns:r="http://schemas.openxmlformats.org/officeDocument/2006/relationships" xmlns:m="http://schemas.openxmlformats.org/officeDocument/2006/math" xmlns:v="urn:schemas-microsoft-com:vml" xmlns:wp14="http://schemas.microsoft.com/office/word/2010/wordprocessingDrawing" xmlns:wp="http://schemas.openxmlformats.org/drawingml/2006/wordprocessingDrawing" xmlns:w10="urn:schemas-microsoft-com:office:word" xmlns:w="http://schemas.openxmlformats.org/wordprocessingml/2006/main" xmlns:w14="http://schemas.microsoft.com/office/word/2010/wordml" xmlns:w15="http://schemas.microsoft.com/office/word/2012/wordml" xmlns:w16cex="http://schemas.microsoft.com/office/word/2018/wordml/cex" xmlns:w16cid="http://schemas.microsoft.com/office/word/2016/wordml/cid" xmlns:w16="http://schemas.microsoft.com/office/word/2018/wordml" xmlns:w16du="http://schemas.microsoft.com/office/word/2023/wordml/word16du" xmlns:w16sdtdh="http://schemas.microsoft.com/office/word/2020/wordml/sdtdatahash" xmlns:w16sdtfl="http://schemas.microsoft.com/office/word/2024/wordml/sdtformatlock" xmlns:w16se="http://schemas.microsoft.com/office/word/2015/wordml/symex" xmlns:wpg="http://schemas.microsoft.com/office/word/2010/wordprocessingGroup" xmlns:wpi="http://schemas.microsoft.com/office/word/2010/wordprocessingInk" xmlns:wne="http://schemas.microsoft.com/office/word/2006/wordml" xmlns:wps="http://schemas.microsoft.com/office/word/2010/wordprocessingShape" mc:Ignorable="w14 w15 w16se w16cid w16 w16cex w16sdtdh w16sdtfl w16du wp14">
   <w:p>
     <w:pPr>
-      <w:pStyle w:val="3"/>
+      <w:pStyle w:val="a5"/>
       <w:jc w:val="center"/>
     </w:pPr>
     <w:r>
       <w:rPr>
-        <w:rStyle w:val="7"/>
+        <w:rStyle w:val="a9"/>
         <w:rFonts w:hint="eastAsia"/>
       </w:rPr>
       <w:t>第</w:t>
     </w:r>
     <w:r>
       <w:rPr>
-        <w:rStyle w:val="7"/>
+        <w:rStyle w:val="a9"/>
       </w:rPr>
       <w:fldChar w:fldCharType="begin"/>
     </w:r>
     <w:r>
       <w:rPr>
-        <w:rStyle w:val="7"/>
+        <w:rStyle w:val="a9"/>
       </w:rPr>
       <w:instrText xml:space="preserve"> PAGE </w:instrText>
     </w:r>
     <w:r>
       <w:rPr>
-        <w:rStyle w:val="7"/>
+        <w:rStyle w:val="a9"/>
       </w:rPr>
       <w:fldChar w:fldCharType="separate"/>
     </w:r>
     <w:r>
       <w:rPr>
-        <w:rStyle w:val="7"/>
+        <w:rStyle w:val="a9"/>
       </w:rPr>
       <w:t>2</w:t>
     </w:r>
     <w:r>
       <w:rPr>
-        <w:rStyle w:val="7"/>
+        <w:rStyle w:val="a9"/>
       </w:rPr>
       <w:fldChar w:fldCharType="end"/>
     </w:r>
     <w:r>
       <w:rPr>
-        <w:rStyle w:val="7"/>
+        <w:rStyle w:val="a9"/>
         <w:rFonts w:hint="eastAsia"/>
       </w:rPr>
       <w:t>页，共</w:t>
     </w:r>
     <w:r>
       <w:rPr>
-        <w:rStyle w:val="7"/>
+        <w:rStyle w:val="a9"/>
       </w:rPr>
       <w:fldChar w:fldCharType="begin"/>
     </w:r>
     <w:r>
       <w:rPr>
-        <w:rStyle w:val="7"/>
+        <w:rStyle w:val="a9"/>
       </w:rPr>
       <w:instrText xml:space="preserve"> NUMPAGES </w:instrText>
     </w:r>
     <w:r>
       <w:rPr>
-        <w:rStyle w:val="7"/>
+        <w:rStyle w:val="a9"/>
       </w:rPr>
       <w:fldChar w:fldCharType="separate"/>
     </w:r>
     <w:r>
       <w:rPr>
-        <w:rStyle w:val="7"/>
+        <w:rStyle w:val="a9"/>
       </w:rPr>
       <w:t>1</w:t>
     </w:r>
     <w:r>
       <w:rPr>
-        <w:rStyle w:val="7"/>
+        <w:rStyle w:val="a9"/>
       </w:rPr>
       <w:fldChar w:fldCharType="end"/>
     </w:r>
     <w:r>
       <w:rPr>
-        <w:rStyle w:val="7"/>
+        <w:rStyle w:val="a9"/>
         <w:rFonts w:hint="eastAsia"/>
       </w:rPr>
       <w:t>页</w:t>
@@ -830,13 +1044,32 @@
 </w:ftr>
 </file>
 
+<file path=word/footnotes.xml><?xml version="1.0" encoding="utf-8"?>
+<w:footnotes xmlns:wpc="http://schemas.microsoft.com/office/word/2010/wordprocessingCanvas" xmlns:cx="http://schemas.microsoft.com/office/drawing/2014/chartex" xmlns:cx1="http://schemas.microsoft.com/office/drawing/2015/9/8/chartex" xmlns:cx2="http://schemas.microsoft.com/office/drawing/2015/10/21/chartex" xmlns:cx3="http://schemas.microsoft.com/office/drawing/2016/5/9/chartex" xmlns:cx4="http://schemas.microsoft.com/office/drawing/2016/5/10/chartex" xmlns:cx5="http://schemas.microsoft.com/office/drawing/2016/5/11/chartex" xmlns:cx6="http://schemas.microsoft.com/office/drawing/2016/5/12/chartex" xmlns:cx7="http://schemas.microsoft.com/office/drawing/2016/5/13/chartex" xmlns:cx8="http://schemas.microsoft.com/office/drawing/2016/5/14/chartex" xmlns:mc="http://schemas.openxmlformats.org/markup-compatibility/2006" xmlns:aink="http://schemas.microsoft.com/office/drawing/2016/ink" xmlns:am3d="http://schemas.microsoft.com/office/drawing/2017/model3d" xmlns:o="urn:schemas-microsoft-com:office:office" xmlns:oel="http://schemas.microsoft.com/office/2019/extlst" xmlns:r="http://schemas.openxmlformats.org/officeDocument/2006/relationships" xmlns:m="http://schemas.openxmlformats.org/officeDocument/2006/math" xmlns:v="urn:schemas-microsoft-com:vml" xmlns:wp14="http://schemas.microsoft.com/office/word/2010/wordprocessingDrawing" xmlns:wp="http://schemas.openxmlformats.org/drawingml/2006/wordprocessingDrawing" xmlns:w10="urn:schemas-microsoft-com:office:word" xmlns:w="http://schemas.openxmlformats.org/wordprocessingml/2006/main" xmlns:w14="http://schemas.microsoft.com/office/word/2010/wordml" xmlns:w15="http://schemas.microsoft.com/office/word/2012/wordml" xmlns:w16cex="http://schemas.microsoft.com/office/word/2018/wordml/cex" xmlns:w16cid="http://schemas.microsoft.com/office/word/2016/wordml/cid" xmlns:w16="http://schemas.microsoft.com/office/word/2018/wordml" xmlns:w16du="http://schemas.microsoft.com/office/word/2023/wordml/word16du" xmlns:w16sdtdh="http://schemas.microsoft.com/office/word/2020/wordml/sdtdatahash" xmlns:w16sdtfl="http://schemas.microsoft.com/office/word/2024/wordml/sdtformatlock" xmlns:w16se="http://schemas.microsoft.com/office/word/2015/wordml/symex" xmlns:wpg="http://schemas.microsoft.com/office/word/2010/wordprocessingGroup" xmlns:wpi="http://schemas.microsoft.com/office/word/2010/wordprocessingInk" xmlns:wne="http://schemas.microsoft.com/office/word/2006/wordml" xmlns:wps="http://schemas.microsoft.com/office/word/2010/wordprocessingShape" mc:Ignorable="w14 w15 w16se w16cid w16 w16cex w16sdtdh w16sdtfl w16du wp14">
+  <w:footnote w:type="separator" w:id="-1">
+    <w:p>
+      <w:r>
+        <w:separator/>
+      </w:r>
+    </w:p>
+  </w:footnote>
+  <w:footnote w:type="continuationSeparator" w:id="0">
+    <w:p>
+      <w:r>
+        <w:continuationSeparator/>
+      </w:r>
+    </w:p>
+  </w:footnote>
+</w:footnotes>
+</file>
+
 <file path=word/header1.xml><?xml version="1.0" encoding="utf-8"?>
-<w:hdr xmlns:wpc="http://schemas.microsoft.com/office/word/2010/wordprocessingCanvas" xmlns:mc="http://schemas.openxmlformats.org/markup-compatibility/2006" xmlns:o="urn:schemas-microsoft-com:office:office" xmlns:r="http://schemas.openxmlformats.org/officeDocument/2006/relationships" xmlns:m="http://schemas.openxmlformats.org/officeDocument/2006/math" xmlns:v="urn:schemas-microsoft-com:vml" xmlns:wp14="http://schemas.microsoft.com/office/word/2010/wordprocessingDrawing" xmlns:wp="http://schemas.openxmlformats.org/drawingml/2006/wordprocessingDrawing" xmlns:w10="urn:schemas-microsoft-com:office:word" xmlns:w="http://schemas.openxmlformats.org/wordprocessingml/2006/main" xmlns:w14="http://schemas.microsoft.com/office/word/2010/wordml" xmlns:w15="http://schemas.microsoft.com/office/word/2012/wordml" xmlns:wpg="http://schemas.microsoft.com/office/word/2010/wordprocessingGroup" xmlns:wpi="http://schemas.microsoft.com/office/word/2010/wordprocessingInk" xmlns:wne="http://schemas.microsoft.com/office/word/2006/wordml" xmlns:wps="http://schemas.microsoft.com/office/word/2010/wordprocessingShape" xmlns:wpsCustomData="http://www.wps.cn/officeDocument/2013/wpsCustomData" mc:Ignorable="w14 w15 wp14">
+<w:hdr xmlns:wpc="http://schemas.microsoft.com/office/word/2010/wordprocessingCanvas" xmlns:cx="http://schemas.microsoft.com/office/drawing/2014/chartex" xmlns:cx1="http://schemas.microsoft.com/office/drawing/2015/9/8/chartex" xmlns:cx2="http://schemas.microsoft.com/office/drawing/2015/10/21/chartex" xmlns:cx3="http://schemas.microsoft.com/office/drawing/2016/5/9/chartex" xmlns:cx4="http://schemas.microsoft.com/office/drawing/2016/5/10/chartex" xmlns:cx5="http://schemas.microsoft.com/office/drawing/2016/5/11/chartex" xmlns:cx6="http://schemas.microsoft.com/office/drawing/2016/5/12/chartex" xmlns:cx7="http://schemas.microsoft.com/office/drawing/2016/5/13/chartex" xmlns:cx8="http://schemas.microsoft.com/office/drawing/2016/5/14/chartex" xmlns:mc="http://schemas.openxmlformats.org/markup-compatibility/2006" xmlns:aink="http://schemas.microsoft.com/office/drawing/2016/ink" xmlns:am3d="http://schemas.microsoft.com/office/drawing/2017/model3d" xmlns:o="urn:schemas-microsoft-com:office:office" xmlns:oel="http://schemas.microsoft.com/office/2019/extlst" xmlns:r="http://schemas.openxmlformats.org/officeDocument/2006/relationships" xmlns:m="http://schemas.openxmlformats.org/officeDocument/2006/math" xmlns:v="urn:schemas-microsoft-com:vml" xmlns:wp14="http://schemas.microsoft.com/office/word/2010/wordprocessingDrawing" xmlns:wp="http://schemas.openxmlformats.org/drawingml/2006/wordprocessingDrawing" xmlns:w10="urn:schemas-microsoft-com:office:word" xmlns:w="http://schemas.openxmlformats.org/wordprocessingml/2006/main" xmlns:w14="http://schemas.microsoft.com/office/word/2010/wordml" xmlns:w15="http://schemas.microsoft.com/office/word/2012/wordml" xmlns:w16cex="http://schemas.microsoft.com/office/word/2018/wordml/cex" xmlns:w16cid="http://schemas.microsoft.com/office/word/2016/wordml/cid" xmlns:w16="http://schemas.microsoft.com/office/word/2018/wordml" xmlns:w16du="http://schemas.microsoft.com/office/word/2023/wordml/word16du" xmlns:w16sdtdh="http://schemas.microsoft.com/office/word/2020/wordml/sdtdatahash" xmlns:w16sdtfl="http://schemas.microsoft.com/office/word/2024/wordml/sdtformatlock" xmlns:w16se="http://schemas.microsoft.com/office/word/2015/wordml/symex" xmlns:wpg="http://schemas.microsoft.com/office/word/2010/wordprocessingGroup" xmlns:wpi="http://schemas.microsoft.com/office/word/2010/wordprocessingInk" xmlns:wne="http://schemas.microsoft.com/office/word/2006/wordml" xmlns:wps="http://schemas.microsoft.com/office/word/2010/wordprocessingShape" mc:Ignorable="w14 w15 w16se w16cid w16 w16cex w16sdtdh w16sdtfl w16du wp14">
   <w:p>
     <w:pPr>
-      <w:pStyle w:val="4"/>
+      <w:pStyle w:val="a7"/>
       <w:pBdr>
-        <w:bottom w:val="none" w:color="auto" w:sz="0" w:space="0"/>
+        <w:bottom w:val="none" w:sz="0" w:space="0" w:color="auto"/>
       </w:pBdr>
     </w:pPr>
   </w:p>
@@ -844,294 +1077,421 @@
 </file>
 
 <file path=word/styles.xml><?xml version="1.0" encoding="utf-8"?>
-<w:styles xmlns:mc="http://schemas.openxmlformats.org/markup-compatibility/2006" xmlns:o="urn:schemas-microsoft-com:office:office" xmlns:r="http://schemas.openxmlformats.org/officeDocument/2006/relationships" xmlns:m="http://schemas.openxmlformats.org/officeDocument/2006/math" xmlns:v="urn:schemas-microsoft-com:vml" xmlns:w="http://schemas.openxmlformats.org/wordprocessingml/2006/main" xmlns:w14="http://schemas.microsoft.com/office/word/2010/wordml" xmlns:w10="urn:schemas-microsoft-com:office:word" xmlns:sl="http://schemas.openxmlformats.org/schemaLibrary/2006/main" xmlns:wpsCustomData="http://www.wps.cn/officeDocument/2013/wpsCustomData" mc:Ignorable="w14">
+<w:styles xmlns:mc="http://schemas.openxmlformats.org/markup-compatibility/2006" xmlns:r="http://schemas.openxmlformats.org/officeDocument/2006/relationships" xmlns:w="http://schemas.openxmlformats.org/wordprocessingml/2006/main" xmlns:w14="http://schemas.microsoft.com/office/word/2010/wordml" xmlns:w15="http://schemas.microsoft.com/office/word/2012/wordml" xmlns:w16cex="http://schemas.microsoft.com/office/word/2018/wordml/cex" xmlns:w16cid="http://schemas.microsoft.com/office/word/2016/wordml/cid" xmlns:w16="http://schemas.microsoft.com/office/word/2018/wordml" xmlns:w16du="http://schemas.microsoft.com/office/word/2023/wordml/word16du" xmlns:w16sdtdh="http://schemas.microsoft.com/office/word/2020/wordml/sdtdatahash" xmlns:w16sdtfl="http://schemas.microsoft.com/office/word/2024/wordml/sdtformatlock" xmlns:w16se="http://schemas.microsoft.com/office/word/2015/wordml/symex" mc:Ignorable="w14 w15 w16se w16cid w16 w16cex w16sdtdh w16sdtfl w16du">
   <w:docDefaults>
     <w:rPrDefault>
       <w:rPr>
-        <w:rFonts w:asciiTheme="minorHAnsi" w:hAnsiTheme="minorHAnsi" w:eastAsiaTheme="minorEastAsia" w:cstheme="minorBidi"/>
+        <w:rFonts w:asciiTheme="minorHAnsi" w:eastAsiaTheme="minorEastAsia" w:hAnsiTheme="minorHAnsi" w:cstheme="minorBidi"/>
+        <w:lang w:val="en-GB" w:eastAsia="zh-CN" w:bidi="ar-SA"/>
       </w:rPr>
     </w:rPrDefault>
     <w:pPrDefault/>
   </w:docDefaults>
-  <w:latentStyles w:count="260" w:defQFormat="0" w:defUnhideWhenUsed="1" w:defSemiHidden="1" w:defUIPriority="99" w:defLockedState="0">
-    <w:lsdException w:qFormat="1" w:unhideWhenUsed="0" w:uiPriority="0" w:semiHidden="0" w:name="Normal"/>
-    <w:lsdException w:qFormat="1" w:unhideWhenUsed="0" w:uiPriority="9" w:semiHidden="0" w:name="heading 1"/>
-    <w:lsdException w:qFormat="1" w:uiPriority="9" w:name="heading 2"/>
-    <w:lsdException w:qFormat="1" w:uiPriority="9" w:name="heading 3"/>
-    <w:lsdException w:qFormat="1" w:uiPriority="9" w:name="heading 4"/>
-    <w:lsdException w:qFormat="1" w:uiPriority="9" w:name="heading 5"/>
-    <w:lsdException w:qFormat="1" w:uiPriority="9" w:name="heading 6"/>
-    <w:lsdException w:qFormat="1" w:uiPriority="9" w:name="heading 7"/>
-    <w:lsdException w:qFormat="1" w:uiPriority="9" w:name="heading 8"/>
-    <w:lsdException w:qFormat="1" w:uiPriority="9" w:name="heading 9"/>
-    <w:lsdException w:uiPriority="99" w:name="index 1"/>
-    <w:lsdException w:uiPriority="99" w:name="index 2"/>
-    <w:lsdException w:uiPriority="99" w:name="index 3"/>
-    <w:lsdException w:uiPriority="99" w:name="index 4"/>
-    <w:lsdException w:uiPriority="99" w:name="index 5"/>
-    <w:lsdException w:uiPriority="99" w:name="index 6"/>
-    <w:lsdException w:uiPriority="99" w:name="index 7"/>
-    <w:lsdException w:uiPriority="99" w:name="index 8"/>
-    <w:lsdException w:uiPriority="99" w:name="index 9"/>
-    <w:lsdException w:uiPriority="39" w:name="toc 1"/>
-    <w:lsdException w:uiPriority="39" w:name="toc 2"/>
-    <w:lsdException w:uiPriority="39" w:name="toc 3"/>
-    <w:lsdException w:uiPriority="39" w:name="toc 4"/>
-    <w:lsdException w:uiPriority="39" w:name="toc 5"/>
-    <w:lsdException w:uiPriority="39" w:name="toc 6"/>
-    <w:lsdException w:uiPriority="39" w:name="toc 7"/>
-    <w:lsdException w:uiPriority="39" w:name="toc 8"/>
-    <w:lsdException w:uiPriority="39" w:name="toc 9"/>
-    <w:lsdException w:uiPriority="99" w:name="Normal Indent"/>
-    <w:lsdException w:uiPriority="99" w:name="footnote text"/>
-    <w:lsdException w:uiPriority="99" w:name="annotation text"/>
-    <w:lsdException w:qFormat="1" w:uiPriority="0" w:semiHidden="0" w:name="header"/>
-    <w:lsdException w:qFormat="1" w:uiPriority="0" w:semiHidden="0" w:name="footer"/>
-    <w:lsdException w:uiPriority="99" w:name="index heading"/>
-    <w:lsdException w:qFormat="1" w:uiPriority="35" w:name="caption"/>
-    <w:lsdException w:uiPriority="99" w:name="table of figures"/>
-    <w:lsdException w:uiPriority="99" w:name="envelope address"/>
-    <w:lsdException w:uiPriority="99" w:name="envelope return"/>
-    <w:lsdException w:uiPriority="99" w:name="footnote reference"/>
-    <w:lsdException w:uiPriority="99" w:name="annotation reference"/>
-    <w:lsdException w:uiPriority="99" w:name="line number"/>
-    <w:lsdException w:qFormat="1" w:unhideWhenUsed="0" w:uiPriority="0" w:semiHidden="0" w:name="page number"/>
-    <w:lsdException w:uiPriority="99" w:name="endnote reference"/>
-    <w:lsdException w:uiPriority="99" w:name="endnote text"/>
-    <w:lsdException w:uiPriority="99" w:name="table of authorities"/>
-    <w:lsdException w:uiPriority="99" w:name="macro"/>
-    <w:lsdException w:uiPriority="99" w:name="toa heading"/>
-    <w:lsdException w:uiPriority="99" w:name="List"/>
-    <w:lsdException w:uiPriority="99" w:name="List Bullet"/>
-    <w:lsdException w:uiPriority="99" w:name="List Number"/>
-    <w:lsdException w:uiPriority="99" w:name="List 2"/>
-    <w:lsdException w:uiPriority="99" w:name="List 3"/>
-    <w:lsdException w:uiPriority="99" w:name="List 4"/>
-    <w:lsdException w:uiPriority="99" w:name="List 5"/>
-    <w:lsdException w:uiPriority="99" w:name="List Bullet 2"/>
-    <w:lsdException w:uiPriority="99" w:name="List Bullet 3"/>
-    <w:lsdException w:uiPriority="99" w:name="List Bullet 4"/>
-    <w:lsdException w:uiPriority="99" w:name="List Bullet 5"/>
-    <w:lsdException w:uiPriority="99" w:name="List Number 2"/>
-    <w:lsdException w:uiPriority="99" w:name="List Number 3"/>
-    <w:lsdException w:uiPriority="99" w:name="List Number 4"/>
-    <w:lsdException w:uiPriority="99" w:name="List Number 5"/>
-    <w:lsdException w:qFormat="1" w:unhideWhenUsed="0" w:uiPriority="10" w:semiHidden="0" w:name="Title"/>
-    <w:lsdException w:uiPriority="99" w:name="Closing"/>
-    <w:lsdException w:uiPriority="99" w:name="Signature"/>
-    <w:lsdException w:uiPriority="1" w:name="Default Paragraph Font"/>
-    <w:lsdException w:uiPriority="99" w:name="Body Text"/>
-    <w:lsdException w:uiPriority="99" w:name="Body Text Indent"/>
-    <w:lsdException w:uiPriority="99" w:name="List Continue"/>
-    <w:lsdException w:uiPriority="99" w:name="List Continue 2"/>
-    <w:lsdException w:uiPriority="99" w:name="List Continue 3"/>
-    <w:lsdException w:uiPriority="99" w:name="List Continue 4"/>
-    <w:lsdException w:uiPriority="99" w:name="List Continue 5"/>
-    <w:lsdException w:uiPriority="99" w:name="Message Header"/>
-    <w:lsdException w:qFormat="1" w:unhideWhenUsed="0" w:uiPriority="11" w:semiHidden="0" w:name="Subtitle"/>
-    <w:lsdException w:uiPriority="99" w:name="Salutation"/>
-    <w:lsdException w:uiPriority="99" w:name="Date"/>
-    <w:lsdException w:uiPriority="99" w:name="Body Text First Indent"/>
-    <w:lsdException w:uiPriority="99" w:name="Body Text First Indent 2"/>
-    <w:lsdException w:uiPriority="99" w:name="Note Heading"/>
-    <w:lsdException w:uiPriority="99" w:name="Body Text 2"/>
-    <w:lsdException w:uiPriority="99" w:name="Body Text 3"/>
-    <w:lsdException w:uiPriority="99" w:name="Body Text Indent 2"/>
-    <w:lsdException w:uiPriority="99" w:name="Body Text Indent 3"/>
-    <w:lsdException w:uiPriority="99" w:name="Block Text"/>
-    <w:lsdException w:uiPriority="99" w:name="Hyperlink"/>
-    <w:lsdException w:uiPriority="99" w:name="FollowedHyperlink"/>
-    <w:lsdException w:qFormat="1" w:unhideWhenUsed="0" w:uiPriority="22" w:semiHidden="0" w:name="Strong"/>
-    <w:lsdException w:qFormat="1" w:unhideWhenUsed="0" w:uiPriority="20" w:semiHidden="0" w:name="Emphasis"/>
-    <w:lsdException w:uiPriority="99" w:name="Document Map"/>
-    <w:lsdException w:qFormat="1" w:unhideWhenUsed="0" w:uiPriority="0" w:semiHidden="0" w:name="Plain Text"/>
-    <w:lsdException w:uiPriority="99" w:name="E-mail Signature"/>
-    <w:lsdException w:uiPriority="99" w:name="Normal (Web)"/>
-    <w:lsdException w:uiPriority="99" w:name="HTML Acronym"/>
-    <w:lsdException w:uiPriority="99" w:name="HTML Address"/>
-    <w:lsdException w:uiPriority="99" w:name="HTML Cite"/>
-    <w:lsdException w:uiPriority="99" w:name="HTML Code"/>
-    <w:lsdException w:uiPriority="99" w:name="HTML Definition"/>
-    <w:lsdException w:uiPriority="99" w:name="HTML Keyboard"/>
-    <w:lsdException w:uiPriority="99" w:name="HTML Preformatted"/>
-    <w:lsdException w:uiPriority="99" w:name="HTML Sample"/>
-    <w:lsdException w:uiPriority="99" w:name="HTML Typewriter"/>
-    <w:lsdException w:uiPriority="99" w:name="HTML Variable"/>
-    <w:lsdException w:qFormat="1" w:uiPriority="99" w:name="Normal Table"/>
-    <w:lsdException w:uiPriority="99" w:name="annotation subject"/>
-    <w:lsdException w:uiPriority="99" w:name="Table Simple 1"/>
-    <w:lsdException w:uiPriority="99" w:name="Table Simple 2"/>
-    <w:lsdException w:uiPriority="99" w:name="Table Simple 3"/>
-    <w:lsdException w:uiPriority="99" w:name="Table Classic 1"/>
-    <w:lsdException w:uiPriority="99" w:name="Table Classic 2"/>
-    <w:lsdException w:uiPriority="99" w:name="Table Classic 3"/>
-    <w:lsdException w:uiPriority="99" w:name="Table Classic 4"/>
-    <w:lsdException w:uiPriority="99" w:name="Table Colorful 1"/>
-    <w:lsdException w:uiPriority="99" w:name="Table Colorful 2"/>
-    <w:lsdException w:uiPriority="99" w:name="Table Colorful 3"/>
-    <w:lsdException w:uiPriority="99" w:name="Table Columns 1"/>
-    <w:lsdException w:uiPriority="99" w:name="Table Columns 2"/>
-    <w:lsdException w:uiPriority="99" w:name="Table Columns 3"/>
-    <w:lsdException w:uiPriority="99" w:name="Table Columns 4"/>
-    <w:lsdException w:uiPriority="99" w:name="Table Columns 5"/>
-    <w:lsdException w:uiPriority="99" w:name="Table Grid 1"/>
-    <w:lsdException w:uiPriority="99" w:name="Table Grid 2"/>
-    <w:lsdException w:uiPriority="99" w:name="Table Grid 3"/>
-    <w:lsdException w:uiPriority="99" w:name="Table Grid 4"/>
-    <w:lsdException w:uiPriority="99" w:name="Table Grid 5"/>
-    <w:lsdException w:uiPriority="99" w:name="Table Grid 6"/>
-    <w:lsdException w:uiPriority="99" w:name="Table Grid 7"/>
-    <w:lsdException w:uiPriority="99" w:name="Table Grid 8"/>
-    <w:lsdException w:uiPriority="99" w:name="Table List 1"/>
-    <w:lsdException w:uiPriority="99" w:name="Table List 2"/>
-    <w:lsdException w:uiPriority="99" w:name="Table List 3"/>
-    <w:lsdException w:uiPriority="99" w:name="Table List 4"/>
-    <w:lsdException w:uiPriority="99" w:name="Table List 5"/>
-    <w:lsdException w:uiPriority="99" w:name="Table List 6"/>
-    <w:lsdException w:uiPriority="99" w:name="Table List 7"/>
-    <w:lsdException w:uiPriority="99" w:name="Table List 8"/>
-    <w:lsdException w:uiPriority="99" w:name="Table 3D effects 1"/>
-    <w:lsdException w:uiPriority="99" w:name="Table 3D effects 2"/>
-    <w:lsdException w:uiPriority="99" w:name="Table 3D effects 3"/>
-    <w:lsdException w:uiPriority="99" w:name="Table Contemporary"/>
-    <w:lsdException w:uiPriority="99" w:name="Table Elegant"/>
-    <w:lsdException w:uiPriority="99" w:name="Table Professional"/>
-    <w:lsdException w:uiPriority="99" w:name="Table Subtle 1"/>
-    <w:lsdException w:uiPriority="99" w:name="Table Subtle 2"/>
-    <w:lsdException w:uiPriority="99" w:name="Table Web 1"/>
-    <w:lsdException w:uiPriority="99" w:name="Table Web 2"/>
-    <w:lsdException w:uiPriority="99" w:name="Table Web 3"/>
-    <w:lsdException w:uiPriority="99" w:name="Balloon Text"/>
-    <w:lsdException w:unhideWhenUsed="0" w:uiPriority="59" w:semiHidden="0" w:name="Table Grid"/>
-    <w:lsdException w:uiPriority="99" w:name="Table Theme"/>
-    <w:lsdException w:unhideWhenUsed="0" w:uiPriority="60" w:semiHidden="0" w:name="Light Shading"/>
-    <w:lsdException w:unhideWhenUsed="0" w:uiPriority="61" w:semiHidden="0" w:name="Light List"/>
-    <w:lsdException w:unhideWhenUsed="0" w:uiPriority="62" w:semiHidden="0" w:name="Light Grid"/>
-    <w:lsdException w:unhideWhenUsed="0" w:uiPriority="63" w:semiHidden="0" w:name="Medium Shading 1"/>
-    <w:lsdException w:unhideWhenUsed="0" w:uiPriority="64" w:semiHidden="0" w:name="Medium Shading 2"/>
-    <w:lsdException w:unhideWhenUsed="0" w:uiPriority="65" w:semiHidden="0" w:name="Medium List 1"/>
-    <w:lsdException w:unhideWhenUsed="0" w:uiPriority="66" w:semiHidden="0" w:name="Medium List 2"/>
-    <w:lsdException w:unhideWhenUsed="0" w:uiPriority="67" w:semiHidden="0" w:name="Medium Grid 1"/>
-    <w:lsdException w:unhideWhenUsed="0" w:uiPriority="68" w:semiHidden="0" w:name="Medium Grid 2"/>
-    <w:lsdException w:unhideWhenUsed="0" w:uiPriority="69" w:semiHidden="0" w:name="Medium Grid 3"/>
-    <w:lsdException w:unhideWhenUsed="0" w:uiPriority="70" w:semiHidden="0" w:name="Dark List"/>
-    <w:lsdException w:unhideWhenUsed="0" w:uiPriority="71" w:semiHidden="0" w:name="Colorful Shading"/>
-    <w:lsdException w:unhideWhenUsed="0" w:uiPriority="72" w:semiHidden="0" w:name="Colorful List"/>
-    <w:lsdException w:unhideWhenUsed="0" w:uiPriority="73" w:semiHidden="0" w:name="Colorful Grid"/>
-    <w:lsdException w:unhideWhenUsed="0" w:uiPriority="60" w:semiHidden="0" w:name="Light Shading Accent 1"/>
-    <w:lsdException w:unhideWhenUsed="0" w:uiPriority="61" w:semiHidden="0" w:name="Light List Accent 1"/>
-    <w:lsdException w:unhideWhenUsed="0" w:uiPriority="62" w:semiHidden="0" w:name="Light Grid Accent 1"/>
-    <w:lsdException w:unhideWhenUsed="0" w:uiPriority="63" w:semiHidden="0" w:name="Medium Shading 1 Accent 1"/>
-    <w:lsdException w:unhideWhenUsed="0" w:uiPriority="64" w:semiHidden="0" w:name="Medium Shading 2 Accent 1"/>
-    <w:lsdException w:unhideWhenUsed="0" w:uiPriority="65" w:semiHidden="0" w:name="Medium List 1 Accent 1"/>
-    <w:lsdException w:unhideWhenUsed="0" w:uiPriority="66" w:semiHidden="0" w:name="Medium List 2 Accent 1"/>
-    <w:lsdException w:unhideWhenUsed="0" w:uiPriority="67" w:semiHidden="0" w:name="Medium Grid 1 Accent 1"/>
-    <w:lsdException w:unhideWhenUsed="0" w:uiPriority="68" w:semiHidden="0" w:name="Medium Grid 2 Accent 1"/>
-    <w:lsdException w:unhideWhenUsed="0" w:uiPriority="69" w:semiHidden="0" w:name="Medium Grid 3 Accent 1"/>
-    <w:lsdException w:unhideWhenUsed="0" w:uiPriority="70" w:semiHidden="0" w:name="Dark List Accent 1"/>
-    <w:lsdException w:unhideWhenUsed="0" w:uiPriority="71" w:semiHidden="0" w:name="Colorful Shading Accent 1"/>
-    <w:lsdException w:unhideWhenUsed="0" w:uiPriority="72" w:semiHidden="0" w:name="Colorful List Accent 1"/>
-    <w:lsdException w:unhideWhenUsed="0" w:uiPriority="73" w:semiHidden="0" w:name="Colorful Grid Accent 1"/>
-    <w:lsdException w:unhideWhenUsed="0" w:uiPriority="60" w:semiHidden="0" w:name="Light Shading Accent 2"/>
-    <w:lsdException w:unhideWhenUsed="0" w:uiPriority="61" w:semiHidden="0" w:name="Light List Accent 2"/>
-    <w:lsdException w:unhideWhenUsed="0" w:uiPriority="62" w:semiHidden="0" w:name="Light Grid Accent 2"/>
-    <w:lsdException w:unhideWhenUsed="0" w:uiPriority="63" w:semiHidden="0" w:name="Medium Shading 1 Accent 2"/>
-    <w:lsdException w:unhideWhenUsed="0" w:uiPriority="64" w:semiHidden="0" w:name="Medium Shading 2 Accent 2"/>
-    <w:lsdException w:unhideWhenUsed="0" w:uiPriority="65" w:semiHidden="0" w:name="Medium List 1 Accent 2"/>
-    <w:lsdException w:unhideWhenUsed="0" w:uiPriority="66" w:semiHidden="0" w:name="Medium List 2 Accent 2"/>
-    <w:lsdException w:unhideWhenUsed="0" w:uiPriority="67" w:semiHidden="0" w:name="Medium Grid 1 Accent 2"/>
-    <w:lsdException w:unhideWhenUsed="0" w:uiPriority="68" w:semiHidden="0" w:name="Medium Grid 2 Accent 2"/>
-    <w:lsdException w:unhideWhenUsed="0" w:uiPriority="69" w:semiHidden="0" w:name="Medium Grid 3 Accent 2"/>
-    <w:lsdException w:unhideWhenUsed="0" w:uiPriority="70" w:semiHidden="0" w:name="Dark List Accent 2"/>
-    <w:lsdException w:unhideWhenUsed="0" w:uiPriority="71" w:semiHidden="0" w:name="Colorful Shading Accent 2"/>
-    <w:lsdException w:unhideWhenUsed="0" w:uiPriority="72" w:semiHidden="0" w:name="Colorful List Accent 2"/>
-    <w:lsdException w:unhideWhenUsed="0" w:uiPriority="73" w:semiHidden="0" w:name="Colorful Grid Accent 2"/>
-    <w:lsdException w:unhideWhenUsed="0" w:uiPriority="60" w:semiHidden="0" w:name="Light Shading Accent 3"/>
-    <w:lsdException w:unhideWhenUsed="0" w:uiPriority="61" w:semiHidden="0" w:name="Light List Accent 3"/>
-    <w:lsdException w:unhideWhenUsed="0" w:uiPriority="62" w:semiHidden="0" w:name="Light Grid Accent 3"/>
-    <w:lsdException w:unhideWhenUsed="0" w:uiPriority="63" w:semiHidden="0" w:name="Medium Shading 1 Accent 3"/>
-    <w:lsdException w:unhideWhenUsed="0" w:uiPriority="64" w:semiHidden="0" w:name="Medium Shading 2 Accent 3"/>
-    <w:lsdException w:unhideWhenUsed="0" w:uiPriority="65" w:semiHidden="0" w:name="Medium List 1 Accent 3"/>
-    <w:lsdException w:unhideWhenUsed="0" w:uiPriority="66" w:semiHidden="0" w:name="Medium List 2 Accent 3"/>
-    <w:lsdException w:unhideWhenUsed="0" w:uiPriority="67" w:semiHidden="0" w:name="Medium Grid 1 Accent 3"/>
-    <w:lsdException w:unhideWhenUsed="0" w:uiPriority="68" w:semiHidden="0" w:name="Medium Grid 2 Accent 3"/>
-    <w:lsdException w:unhideWhenUsed="0" w:uiPriority="69" w:semiHidden="0" w:name="Medium Grid 3 Accent 3"/>
-    <w:lsdException w:unhideWhenUsed="0" w:uiPriority="70" w:semiHidden="0" w:name="Dark List Accent 3"/>
-    <w:lsdException w:unhideWhenUsed="0" w:uiPriority="71" w:semiHidden="0" w:name="Colorful Shading Accent 3"/>
-    <w:lsdException w:unhideWhenUsed="0" w:uiPriority="72" w:semiHidden="0" w:name="Colorful List Accent 3"/>
-    <w:lsdException w:unhideWhenUsed="0" w:uiPriority="73" w:semiHidden="0" w:name="Colorful Grid Accent 3"/>
-    <w:lsdException w:unhideWhenUsed="0" w:uiPriority="60" w:semiHidden="0" w:name="Light Shading Accent 4"/>
-    <w:lsdException w:unhideWhenUsed="0" w:uiPriority="61" w:semiHidden="0" w:name="Light List Accent 4"/>
-    <w:lsdException w:unhideWhenUsed="0" w:uiPriority="62" w:semiHidden="0" w:name="Light Grid Accent 4"/>
-    <w:lsdException w:unhideWhenUsed="0" w:uiPriority="63" w:semiHidden="0" w:name="Medium Shading 1 Accent 4"/>
-    <w:lsdException w:unhideWhenUsed="0" w:uiPriority="64" w:semiHidden="0" w:name="Medium Shading 2 Accent 4"/>
-    <w:lsdException w:unhideWhenUsed="0" w:uiPriority="65" w:semiHidden="0" w:name="Medium List 1 Accent 4"/>
-    <w:lsdException w:unhideWhenUsed="0" w:uiPriority="66" w:semiHidden="0" w:name="Medium List 2 Accent 4"/>
-    <w:lsdException w:unhideWhenUsed="0" w:uiPriority="67" w:semiHidden="0" w:name="Medium Grid 1 Accent 4"/>
-    <w:lsdException w:unhideWhenUsed="0" w:uiPriority="68" w:semiHidden="0" w:name="Medium Grid 2 Accent 4"/>
-    <w:lsdException w:unhideWhenUsed="0" w:uiPriority="69" w:semiHidden="0" w:name="Medium Grid 3 Accent 4"/>
-    <w:lsdException w:unhideWhenUsed="0" w:uiPriority="70" w:semiHidden="0" w:name="Dark List Accent 4"/>
-    <w:lsdException w:unhideWhenUsed="0" w:uiPriority="71" w:semiHidden="0" w:name="Colorful Shading Accent 4"/>
-    <w:lsdException w:unhideWhenUsed="0" w:uiPriority="72" w:semiHidden="0" w:name="Colorful List Accent 4"/>
-    <w:lsdException w:unhideWhenUsed="0" w:uiPriority="73" w:semiHidden="0" w:name="Colorful Grid Accent 4"/>
-    <w:lsdException w:unhideWhenUsed="0" w:uiPriority="60" w:semiHidden="0" w:name="Light Shading Accent 5"/>
-    <w:lsdException w:unhideWhenUsed="0" w:uiPriority="61" w:semiHidden="0" w:name="Light List Accent 5"/>
-    <w:lsdException w:unhideWhenUsed="0" w:uiPriority="62" w:semiHidden="0" w:name="Light Grid Accent 5"/>
-    <w:lsdException w:unhideWhenUsed="0" w:uiPriority="63" w:semiHidden="0" w:name="Medium Shading 1 Accent 5"/>
-    <w:lsdException w:unhideWhenUsed="0" w:uiPriority="64" w:semiHidden="0" w:name="Medium Shading 2 Accent 5"/>
-    <w:lsdException w:unhideWhenUsed="0" w:uiPriority="65" w:semiHidden="0" w:name="Medium List 1 Accent 5"/>
-    <w:lsdException w:unhideWhenUsed="0" w:uiPriority="66" w:semiHidden="0" w:name="Medium List 2 Accent 5"/>
-    <w:lsdException w:unhideWhenUsed="0" w:uiPriority="67" w:semiHidden="0" w:name="Medium Grid 1 Accent 5"/>
-    <w:lsdException w:unhideWhenUsed="0" w:uiPriority="68" w:semiHidden="0" w:name="Medium Grid 2 Accent 5"/>
-    <w:lsdException w:unhideWhenUsed="0" w:uiPriority="69" w:semiHidden="0" w:name="Medium Grid 3 Accent 5"/>
-    <w:lsdException w:unhideWhenUsed="0" w:uiPriority="70" w:semiHidden="0" w:name="Dark List Accent 5"/>
-    <w:lsdException w:unhideWhenUsed="0" w:uiPriority="71" w:semiHidden="0" w:name="Colorful Shading Accent 5"/>
-    <w:lsdException w:unhideWhenUsed="0" w:uiPriority="72" w:semiHidden="0" w:name="Colorful List Accent 5"/>
-    <w:lsdException w:unhideWhenUsed="0" w:uiPriority="73" w:semiHidden="0" w:name="Colorful Grid Accent 5"/>
-    <w:lsdException w:unhideWhenUsed="0" w:uiPriority="60" w:semiHidden="0" w:name="Light Shading Accent 6"/>
-    <w:lsdException w:unhideWhenUsed="0" w:uiPriority="61" w:semiHidden="0" w:name="Light List Accent 6"/>
-    <w:lsdException w:unhideWhenUsed="0" w:uiPriority="62" w:semiHidden="0" w:name="Light Grid Accent 6"/>
-    <w:lsdException w:unhideWhenUsed="0" w:uiPriority="63" w:semiHidden="0" w:name="Medium Shading 1 Accent 6"/>
-    <w:lsdException w:unhideWhenUsed="0" w:uiPriority="64" w:semiHidden="0" w:name="Medium Shading 2 Accent 6"/>
-    <w:lsdException w:unhideWhenUsed="0" w:uiPriority="65" w:semiHidden="0" w:name="Medium List 1 Accent 6"/>
-    <w:lsdException w:unhideWhenUsed="0" w:uiPriority="66" w:semiHidden="0" w:name="Medium List 2 Accent 6"/>
-    <w:lsdException w:unhideWhenUsed="0" w:uiPriority="67" w:semiHidden="0" w:name="Medium Grid 1 Accent 6"/>
-    <w:lsdException w:unhideWhenUsed="0" w:uiPriority="68" w:semiHidden="0" w:name="Medium Grid 2 Accent 6"/>
-    <w:lsdException w:unhideWhenUsed="0" w:uiPriority="69" w:semiHidden="0" w:name="Medium Grid 3 Accent 6"/>
-    <w:lsdException w:unhideWhenUsed="0" w:uiPriority="70" w:semiHidden="0" w:name="Dark List Accent 6"/>
-    <w:lsdException w:unhideWhenUsed="0" w:uiPriority="71" w:semiHidden="0" w:name="Colorful Shading Accent 6"/>
-    <w:lsdException w:unhideWhenUsed="0" w:uiPriority="72" w:semiHidden="0" w:name="Colorful List Accent 6"/>
-    <w:lsdException w:unhideWhenUsed="0" w:uiPriority="73" w:semiHidden="0" w:name="Colorful Grid Accent 6"/>
+  <w:latentStyles w:defLockedState="0" w:defUIPriority="99" w:defSemiHidden="0" w:defUnhideWhenUsed="0" w:defQFormat="0" w:count="376">
+    <w:lsdException w:name="Normal" w:uiPriority="0" w:qFormat="1"/>
+    <w:lsdException w:name="heading 1" w:uiPriority="9" w:qFormat="1"/>
+    <w:lsdException w:name="heading 2" w:semiHidden="1" w:uiPriority="9" w:unhideWhenUsed="1" w:qFormat="1"/>
+    <w:lsdException w:name="heading 3" w:semiHidden="1" w:uiPriority="9" w:unhideWhenUsed="1" w:qFormat="1"/>
+    <w:lsdException w:name="heading 4" w:semiHidden="1" w:uiPriority="9" w:unhideWhenUsed="1" w:qFormat="1"/>
+    <w:lsdException w:name="heading 5" w:semiHidden="1" w:uiPriority="9" w:unhideWhenUsed="1" w:qFormat="1"/>
+    <w:lsdException w:name="heading 6" w:semiHidden="1" w:uiPriority="9" w:unhideWhenUsed="1" w:qFormat="1"/>
+    <w:lsdException w:name="heading 7" w:semiHidden="1" w:uiPriority="9" w:unhideWhenUsed="1" w:qFormat="1"/>
+    <w:lsdException w:name="heading 8" w:semiHidden="1" w:uiPriority="9" w:unhideWhenUsed="1" w:qFormat="1"/>
+    <w:lsdException w:name="heading 9" w:semiHidden="1" w:uiPriority="9" w:unhideWhenUsed="1" w:qFormat="1"/>
+    <w:lsdException w:name="index 1" w:semiHidden="1" w:unhideWhenUsed="1"/>
+    <w:lsdException w:name="index 2" w:semiHidden="1" w:unhideWhenUsed="1"/>
+    <w:lsdException w:name="index 3" w:semiHidden="1" w:unhideWhenUsed="1"/>
+    <w:lsdException w:name="index 4" w:semiHidden="1" w:unhideWhenUsed="1"/>
+    <w:lsdException w:name="index 5" w:semiHidden="1" w:unhideWhenUsed="1"/>
+    <w:lsdException w:name="index 6" w:semiHidden="1" w:unhideWhenUsed="1"/>
+    <w:lsdException w:name="index 7" w:semiHidden="1" w:unhideWhenUsed="1"/>
+    <w:lsdException w:name="index 8" w:semiHidden="1" w:unhideWhenUsed="1"/>
+    <w:lsdException w:name="index 9" w:semiHidden="1" w:unhideWhenUsed="1"/>
+    <w:lsdException w:name="toc 1" w:semiHidden="1" w:uiPriority="39" w:unhideWhenUsed="1"/>
+    <w:lsdException w:name="toc 2" w:semiHidden="1" w:uiPriority="39" w:unhideWhenUsed="1"/>
+    <w:lsdException w:name="toc 3" w:semiHidden="1" w:uiPriority="39" w:unhideWhenUsed="1"/>
+    <w:lsdException w:name="toc 4" w:semiHidden="1" w:uiPriority="39" w:unhideWhenUsed="1"/>
+    <w:lsdException w:name="toc 5" w:semiHidden="1" w:uiPriority="39" w:unhideWhenUsed="1"/>
+    <w:lsdException w:name="toc 6" w:semiHidden="1" w:uiPriority="39" w:unhideWhenUsed="1"/>
+    <w:lsdException w:name="toc 7" w:semiHidden="1" w:uiPriority="39" w:unhideWhenUsed="1"/>
+    <w:lsdException w:name="toc 8" w:semiHidden="1" w:uiPriority="39" w:unhideWhenUsed="1"/>
+    <w:lsdException w:name="toc 9" w:semiHidden="1" w:uiPriority="39" w:unhideWhenUsed="1"/>
+    <w:lsdException w:name="Normal Indent" w:semiHidden="1" w:unhideWhenUsed="1"/>
+    <w:lsdException w:name="footnote text" w:semiHidden="1" w:unhideWhenUsed="1"/>
+    <w:lsdException w:name="annotation text" w:semiHidden="1" w:unhideWhenUsed="1"/>
+    <w:lsdException w:name="header" w:uiPriority="0" w:unhideWhenUsed="1" w:qFormat="1"/>
+    <w:lsdException w:name="footer" w:uiPriority="0" w:unhideWhenUsed="1" w:qFormat="1"/>
+    <w:lsdException w:name="index heading" w:semiHidden="1" w:unhideWhenUsed="1"/>
+    <w:lsdException w:name="caption" w:semiHidden="1" w:uiPriority="35" w:unhideWhenUsed="1" w:qFormat="1"/>
+    <w:lsdException w:name="table of figures" w:semiHidden="1" w:unhideWhenUsed="1"/>
+    <w:lsdException w:name="envelope address" w:semiHidden="1" w:unhideWhenUsed="1"/>
+    <w:lsdException w:name="envelope return" w:semiHidden="1" w:unhideWhenUsed="1"/>
+    <w:lsdException w:name="footnote reference" w:semiHidden="1" w:unhideWhenUsed="1"/>
+    <w:lsdException w:name="annotation reference" w:semiHidden="1" w:unhideWhenUsed="1"/>
+    <w:lsdException w:name="line number" w:semiHidden="1" w:unhideWhenUsed="1"/>
+    <w:lsdException w:name="page number" w:uiPriority="0" w:qFormat="1"/>
+    <w:lsdException w:name="endnote reference" w:semiHidden="1" w:unhideWhenUsed="1"/>
+    <w:lsdException w:name="endnote text" w:semiHidden="1" w:unhideWhenUsed="1"/>
+    <w:lsdException w:name="table of authorities" w:semiHidden="1" w:unhideWhenUsed="1"/>
+    <w:lsdException w:name="macro" w:semiHidden="1" w:unhideWhenUsed="1"/>
+    <w:lsdException w:name="toa heading" w:semiHidden="1" w:unhideWhenUsed="1"/>
+    <w:lsdException w:name="List" w:semiHidden="1" w:unhideWhenUsed="1"/>
+    <w:lsdException w:name="List Bullet" w:semiHidden="1" w:unhideWhenUsed="1"/>
+    <w:lsdException w:name="List Number" w:semiHidden="1" w:unhideWhenUsed="1"/>
+    <w:lsdException w:name="List 2" w:semiHidden="1" w:unhideWhenUsed="1"/>
+    <w:lsdException w:name="List 3" w:semiHidden="1" w:unhideWhenUsed="1"/>
+    <w:lsdException w:name="List 4" w:semiHidden="1" w:unhideWhenUsed="1"/>
+    <w:lsdException w:name="List 5" w:semiHidden="1" w:unhideWhenUsed="1"/>
+    <w:lsdException w:name="List Bullet 2" w:semiHidden="1" w:unhideWhenUsed="1"/>
+    <w:lsdException w:name="List Bullet 3" w:semiHidden="1" w:unhideWhenUsed="1"/>
+    <w:lsdException w:name="List Bullet 4" w:semiHidden="1" w:unhideWhenUsed="1"/>
+    <w:lsdException w:name="List Bullet 5" w:semiHidden="1" w:unhideWhenUsed="1"/>
+    <w:lsdException w:name="List Number 2" w:semiHidden="1" w:unhideWhenUsed="1"/>
+    <w:lsdException w:name="List Number 3" w:semiHidden="1" w:unhideWhenUsed="1"/>
+    <w:lsdException w:name="List Number 4" w:semiHidden="1" w:unhideWhenUsed="1"/>
+    <w:lsdException w:name="List Number 5" w:semiHidden="1" w:unhideWhenUsed="1"/>
+    <w:lsdException w:name="Title" w:uiPriority="10" w:qFormat="1"/>
+    <w:lsdException w:name="Closing" w:semiHidden="1" w:unhideWhenUsed="1"/>
+    <w:lsdException w:name="Signature" w:semiHidden="1" w:unhideWhenUsed="1"/>
+    <w:lsdException w:name="Default Paragraph Font" w:semiHidden="1" w:uiPriority="1" w:unhideWhenUsed="1"/>
+    <w:lsdException w:name="Body Text" w:semiHidden="1" w:unhideWhenUsed="1"/>
+    <w:lsdException w:name="Body Text Indent" w:semiHidden="1" w:unhideWhenUsed="1"/>
+    <w:lsdException w:name="List Continue" w:semiHidden="1" w:unhideWhenUsed="1"/>
+    <w:lsdException w:name="List Continue 2" w:semiHidden="1" w:unhideWhenUsed="1"/>
+    <w:lsdException w:name="List Continue 3" w:semiHidden="1" w:unhideWhenUsed="1"/>
+    <w:lsdException w:name="List Continue 4" w:semiHidden="1" w:unhideWhenUsed="1"/>
+    <w:lsdException w:name="List Continue 5" w:semiHidden="1" w:unhideWhenUsed="1"/>
+    <w:lsdException w:name="Message Header" w:semiHidden="1" w:unhideWhenUsed="1"/>
+    <w:lsdException w:name="Subtitle" w:uiPriority="11" w:qFormat="1"/>
+    <w:lsdException w:name="Salutation" w:semiHidden="1" w:unhideWhenUsed="1"/>
+    <w:lsdException w:name="Date" w:semiHidden="1" w:unhideWhenUsed="1"/>
+    <w:lsdException w:name="Body Text First Indent" w:semiHidden="1" w:unhideWhenUsed="1"/>
+    <w:lsdException w:name="Body Text First Indent 2" w:semiHidden="1" w:unhideWhenUsed="1"/>
+    <w:lsdException w:name="Note Heading" w:semiHidden="1" w:unhideWhenUsed="1"/>
+    <w:lsdException w:name="Body Text 2" w:semiHidden="1" w:unhideWhenUsed="1"/>
+    <w:lsdException w:name="Body Text 3" w:semiHidden="1" w:unhideWhenUsed="1"/>
+    <w:lsdException w:name="Body Text Indent 2" w:semiHidden="1" w:unhideWhenUsed="1"/>
+    <w:lsdException w:name="Body Text Indent 3" w:semiHidden="1" w:unhideWhenUsed="1"/>
+    <w:lsdException w:name="Block Text" w:semiHidden="1" w:unhideWhenUsed="1"/>
+    <w:lsdException w:name="Hyperlink" w:semiHidden="1" w:unhideWhenUsed="1"/>
+    <w:lsdException w:name="FollowedHyperlink" w:semiHidden="1" w:unhideWhenUsed="1"/>
+    <w:lsdException w:name="Strong" w:uiPriority="22" w:qFormat="1"/>
+    <w:lsdException w:name="Emphasis" w:uiPriority="20" w:qFormat="1"/>
+    <w:lsdException w:name="Document Map" w:semiHidden="1" w:unhideWhenUsed="1"/>
+    <w:lsdException w:name="Plain Text" w:uiPriority="0" w:qFormat="1"/>
+    <w:lsdException w:name="E-mail Signature" w:semiHidden="1" w:unhideWhenUsed="1"/>
+    <w:lsdException w:name="HTML Top of Form" w:semiHidden="1" w:unhideWhenUsed="1"/>
+    <w:lsdException w:name="HTML Bottom of Form" w:semiHidden="1" w:unhideWhenUsed="1"/>
+    <w:lsdException w:name="Normal (Web)" w:semiHidden="1" w:unhideWhenUsed="1"/>
+    <w:lsdException w:name="HTML Acronym" w:semiHidden="1" w:unhideWhenUsed="1"/>
+    <w:lsdException w:name="HTML Address" w:semiHidden="1" w:unhideWhenUsed="1"/>
+    <w:lsdException w:name="HTML Cite" w:semiHidden="1" w:unhideWhenUsed="1"/>
+    <w:lsdException w:name="HTML Code" w:semiHidden="1" w:unhideWhenUsed="1"/>
+    <w:lsdException w:name="HTML Definition" w:semiHidden="1" w:unhideWhenUsed="1"/>
+    <w:lsdException w:name="HTML Keyboard" w:semiHidden="1" w:unhideWhenUsed="1"/>
+    <w:lsdException w:name="HTML Preformatted" w:semiHidden="1" w:unhideWhenUsed="1"/>
+    <w:lsdException w:name="HTML Sample" w:semiHidden="1" w:unhideWhenUsed="1"/>
+    <w:lsdException w:name="HTML Typewriter" w:semiHidden="1" w:unhideWhenUsed="1"/>
+    <w:lsdException w:name="HTML Variable" w:semiHidden="1" w:unhideWhenUsed="1"/>
+    <w:lsdException w:name="Normal Table" w:semiHidden="1" w:unhideWhenUsed="1" w:qFormat="1"/>
+    <w:lsdException w:name="annotation subject" w:semiHidden="1" w:unhideWhenUsed="1"/>
+    <w:lsdException w:name="No List" w:semiHidden="1" w:unhideWhenUsed="1"/>
+    <w:lsdException w:name="Outline List 1" w:semiHidden="1" w:unhideWhenUsed="1"/>
+    <w:lsdException w:name="Outline List 2" w:semiHidden="1" w:unhideWhenUsed="1"/>
+    <w:lsdException w:name="Outline List 3" w:semiHidden="1" w:unhideWhenUsed="1"/>
+    <w:lsdException w:name="Table Simple 1" w:semiHidden="1" w:unhideWhenUsed="1"/>
+    <w:lsdException w:name="Table Simple 2" w:semiHidden="1" w:unhideWhenUsed="1"/>
+    <w:lsdException w:name="Table Simple 3" w:semiHidden="1" w:unhideWhenUsed="1"/>
+    <w:lsdException w:name="Table Classic 1" w:semiHidden="1" w:unhideWhenUsed="1"/>
+    <w:lsdException w:name="Table Classic 2" w:semiHidden="1" w:unhideWhenUsed="1"/>
+    <w:lsdException w:name="Table Classic 3" w:semiHidden="1" w:unhideWhenUsed="1"/>
+    <w:lsdException w:name="Table Classic 4" w:semiHidden="1" w:unhideWhenUsed="1"/>
+    <w:lsdException w:name="Table Colorful 1" w:semiHidden="1" w:unhideWhenUsed="1"/>
+    <w:lsdException w:name="Table Colorful 2" w:semiHidden="1" w:unhideWhenUsed="1"/>
+    <w:lsdException w:name="Table Colorful 3" w:semiHidden="1" w:unhideWhenUsed="1"/>
+    <w:lsdException w:name="Table Columns 1" w:semiHidden="1" w:unhideWhenUsed="1"/>
+    <w:lsdException w:name="Table Columns 2" w:semiHidden="1" w:unhideWhenUsed="1"/>
+    <w:lsdException w:name="Table Columns 3" w:semiHidden="1" w:unhideWhenUsed="1"/>
+    <w:lsdException w:name="Table Columns 4" w:semiHidden="1" w:unhideWhenUsed="1"/>
+    <w:lsdException w:name="Table Columns 5" w:semiHidden="1" w:unhideWhenUsed="1"/>
+    <w:lsdException w:name="Table Grid 1" w:semiHidden="1" w:unhideWhenUsed="1"/>
+    <w:lsdException w:name="Table Grid 2" w:semiHidden="1" w:unhideWhenUsed="1"/>
+    <w:lsdException w:name="Table Grid 3" w:semiHidden="1" w:unhideWhenUsed="1"/>
+    <w:lsdException w:name="Table Grid 4" w:semiHidden="1" w:unhideWhenUsed="1"/>
+    <w:lsdException w:name="Table Grid 5" w:semiHidden="1" w:unhideWhenUsed="1"/>
+    <w:lsdException w:name="Table Grid 6" w:semiHidden="1" w:unhideWhenUsed="1"/>
+    <w:lsdException w:name="Table Grid 7" w:semiHidden="1" w:unhideWhenUsed="1"/>
+    <w:lsdException w:name="Table Grid 8" w:semiHidden="1" w:unhideWhenUsed="1"/>
+    <w:lsdException w:name="Table List 1" w:semiHidden="1" w:unhideWhenUsed="1"/>
+    <w:lsdException w:name="Table List 2" w:semiHidden="1" w:unhideWhenUsed="1"/>
+    <w:lsdException w:name="Table List 3" w:semiHidden="1" w:unhideWhenUsed="1"/>
+    <w:lsdException w:name="Table List 4" w:semiHidden="1" w:unhideWhenUsed="1"/>
+    <w:lsdException w:name="Table List 5" w:semiHidden="1" w:unhideWhenUsed="1"/>
+    <w:lsdException w:name="Table List 6" w:semiHidden="1" w:unhideWhenUsed="1"/>
+    <w:lsdException w:name="Table List 7" w:semiHidden="1" w:unhideWhenUsed="1"/>
+    <w:lsdException w:name="Table List 8" w:semiHidden="1" w:unhideWhenUsed="1"/>
+    <w:lsdException w:name="Table 3D effects 1" w:semiHidden="1" w:unhideWhenUsed="1"/>
+    <w:lsdException w:name="Table 3D effects 2" w:semiHidden="1" w:unhideWhenUsed="1"/>
+    <w:lsdException w:name="Table 3D effects 3" w:semiHidden="1" w:unhideWhenUsed="1"/>
+    <w:lsdException w:name="Table Contemporary" w:semiHidden="1" w:unhideWhenUsed="1"/>
+    <w:lsdException w:name="Table Elegant" w:semiHidden="1" w:unhideWhenUsed="1"/>
+    <w:lsdException w:name="Table Professional" w:semiHidden="1" w:unhideWhenUsed="1"/>
+    <w:lsdException w:name="Table Subtle 1" w:semiHidden="1" w:unhideWhenUsed="1"/>
+    <w:lsdException w:name="Table Subtle 2" w:semiHidden="1" w:unhideWhenUsed="1"/>
+    <w:lsdException w:name="Table Web 1" w:semiHidden="1" w:unhideWhenUsed="1"/>
+    <w:lsdException w:name="Table Web 2" w:semiHidden="1" w:unhideWhenUsed="1"/>
+    <w:lsdException w:name="Table Web 3" w:semiHidden="1" w:unhideWhenUsed="1"/>
+    <w:lsdException w:name="Balloon Text" w:semiHidden="1" w:unhideWhenUsed="1"/>
+    <w:lsdException w:name="Table Grid" w:uiPriority="59"/>
+    <w:lsdException w:name="Table Theme" w:semiHidden="1" w:unhideWhenUsed="1"/>
+    <w:lsdException w:name="Placeholder Text" w:semiHidden="1" w:unhideWhenUsed="1"/>
+    <w:lsdException w:name="No Spacing" w:semiHidden="1" w:unhideWhenUsed="1"/>
+    <w:lsdException w:name="Light Shading" w:uiPriority="60"/>
+    <w:lsdException w:name="Light List" w:uiPriority="61"/>
+    <w:lsdException w:name="Light Grid" w:uiPriority="62"/>
+    <w:lsdException w:name="Medium Shading 1" w:uiPriority="63"/>
+    <w:lsdException w:name="Medium Shading 2" w:uiPriority="64"/>
+    <w:lsdException w:name="Medium List 1" w:uiPriority="65"/>
+    <w:lsdException w:name="Medium List 2" w:uiPriority="66"/>
+    <w:lsdException w:name="Medium Grid 1" w:uiPriority="67"/>
+    <w:lsdException w:name="Medium Grid 2" w:uiPriority="68"/>
+    <w:lsdException w:name="Medium Grid 3" w:uiPriority="69"/>
+    <w:lsdException w:name="Dark List" w:uiPriority="70"/>
+    <w:lsdException w:name="Colorful Shading" w:uiPriority="71"/>
+    <w:lsdException w:name="Colorful List" w:uiPriority="72"/>
+    <w:lsdException w:name="Colorful Grid" w:uiPriority="73"/>
+    <w:lsdException w:name="Light Shading Accent 1" w:uiPriority="60"/>
+    <w:lsdException w:name="Light List Accent 1" w:uiPriority="61"/>
+    <w:lsdException w:name="Light Grid Accent 1" w:uiPriority="62"/>
+    <w:lsdException w:name="Medium Shading 1 Accent 1" w:uiPriority="63"/>
+    <w:lsdException w:name="Medium Shading 2 Accent 1" w:uiPriority="64"/>
+    <w:lsdException w:name="Medium List 1 Accent 1" w:uiPriority="65"/>
+    <w:lsdException w:name="Revision" w:semiHidden="1" w:unhideWhenUsed="1"/>
+    <w:lsdException w:name="List Paragraph" w:semiHidden="1" w:unhideWhenUsed="1"/>
+    <w:lsdException w:name="Quote" w:semiHidden="1" w:unhideWhenUsed="1"/>
+    <w:lsdException w:name="Intense Quote" w:semiHidden="1" w:unhideWhenUsed="1"/>
+    <w:lsdException w:name="Medium List 2 Accent 1" w:uiPriority="66"/>
+    <w:lsdException w:name="Medium Grid 1 Accent 1" w:uiPriority="67"/>
+    <w:lsdException w:name="Medium Grid 2 Accent 1" w:uiPriority="68"/>
+    <w:lsdException w:name="Medium Grid 3 Accent 1" w:uiPriority="69"/>
+    <w:lsdException w:name="Dark List Accent 1" w:uiPriority="70"/>
+    <w:lsdException w:name="Colorful Shading Accent 1" w:uiPriority="71"/>
+    <w:lsdException w:name="Colorful List Accent 1" w:uiPriority="72"/>
+    <w:lsdException w:name="Colorful Grid Accent 1" w:uiPriority="73"/>
+    <w:lsdException w:name="Light Shading Accent 2" w:uiPriority="60"/>
+    <w:lsdException w:name="Light List Accent 2" w:uiPriority="61"/>
+    <w:lsdException w:name="Light Grid Accent 2" w:uiPriority="62"/>
+    <w:lsdException w:name="Medium Shading 1 Accent 2" w:uiPriority="63"/>
+    <w:lsdException w:name="Medium Shading 2 Accent 2" w:uiPriority="64"/>
+    <w:lsdException w:name="Medium List 1 Accent 2" w:uiPriority="65"/>
+    <w:lsdException w:name="Medium List 2 Accent 2" w:uiPriority="66"/>
+    <w:lsdException w:name="Medium Grid 1 Accent 2" w:uiPriority="67"/>
+    <w:lsdException w:name="Medium Grid 2 Accent 2" w:uiPriority="68"/>
+    <w:lsdException w:name="Medium Grid 3 Accent 2" w:uiPriority="69"/>
+    <w:lsdException w:name="Dark List Accent 2" w:uiPriority="70"/>
+    <w:lsdException w:name="Colorful Shading Accent 2" w:uiPriority="71"/>
+    <w:lsdException w:name="Colorful List Accent 2" w:uiPriority="72"/>
+    <w:lsdException w:name="Colorful Grid Accent 2" w:uiPriority="73"/>
+    <w:lsdException w:name="Light Shading Accent 3" w:uiPriority="60"/>
+    <w:lsdException w:name="Light List Accent 3" w:uiPriority="61"/>
+    <w:lsdException w:name="Light Grid Accent 3" w:uiPriority="62"/>
+    <w:lsdException w:name="Medium Shading 1 Accent 3" w:uiPriority="63"/>
+    <w:lsdException w:name="Medium Shading 2 Accent 3" w:uiPriority="64"/>
+    <w:lsdException w:name="Medium List 1 Accent 3" w:uiPriority="65"/>
+    <w:lsdException w:name="Medium List 2 Accent 3" w:uiPriority="66"/>
+    <w:lsdException w:name="Medium Grid 1 Accent 3" w:uiPriority="67"/>
+    <w:lsdException w:name="Medium Grid 2 Accent 3" w:uiPriority="68"/>
+    <w:lsdException w:name="Medium Grid 3 Accent 3" w:uiPriority="69"/>
+    <w:lsdException w:name="Dark List Accent 3" w:uiPriority="70"/>
+    <w:lsdException w:name="Colorful Shading Accent 3" w:uiPriority="71"/>
+    <w:lsdException w:name="Colorful List Accent 3" w:uiPriority="72"/>
+    <w:lsdException w:name="Colorful Grid Accent 3" w:uiPriority="73"/>
+    <w:lsdException w:name="Light Shading Accent 4" w:uiPriority="60"/>
+    <w:lsdException w:name="Light List Accent 4" w:uiPriority="61"/>
+    <w:lsdException w:name="Light Grid Accent 4" w:uiPriority="62"/>
+    <w:lsdException w:name="Medium Shading 1 Accent 4" w:uiPriority="63"/>
+    <w:lsdException w:name="Medium Shading 2 Accent 4" w:uiPriority="64"/>
+    <w:lsdException w:name="Medium List 1 Accent 4" w:uiPriority="65"/>
+    <w:lsdException w:name="Medium List 2 Accent 4" w:uiPriority="66"/>
+    <w:lsdException w:name="Medium Grid 1 Accent 4" w:uiPriority="67"/>
+    <w:lsdException w:name="Medium Grid 2 Accent 4" w:uiPriority="68"/>
+    <w:lsdException w:name="Medium Grid 3 Accent 4" w:uiPriority="69"/>
+    <w:lsdException w:name="Dark List Accent 4" w:uiPriority="70"/>
+    <w:lsdException w:name="Colorful Shading Accent 4" w:uiPriority="71"/>
+    <w:lsdException w:name="Colorful List Accent 4" w:uiPriority="72"/>
+    <w:lsdException w:name="Colorful Grid Accent 4" w:uiPriority="73"/>
+    <w:lsdException w:name="Light Shading Accent 5" w:uiPriority="60"/>
+    <w:lsdException w:name="Light List Accent 5" w:uiPriority="61"/>
+    <w:lsdException w:name="Light Grid Accent 5" w:uiPriority="62"/>
+    <w:lsdException w:name="Medium Shading 1 Accent 5" w:uiPriority="63"/>
+    <w:lsdException w:name="Medium Shading 2 Accent 5" w:uiPriority="64"/>
+    <w:lsdException w:name="Medium List 1 Accent 5" w:uiPriority="65"/>
+    <w:lsdException w:name="Medium List 2 Accent 5" w:uiPriority="66"/>
+    <w:lsdException w:name="Medium Grid 1 Accent 5" w:uiPriority="67"/>
+    <w:lsdException w:name="Medium Grid 2 Accent 5" w:uiPriority="68"/>
+    <w:lsdException w:name="Medium Grid 3 Accent 5" w:uiPriority="69"/>
+    <w:lsdException w:name="Dark List Accent 5" w:uiPriority="70"/>
+    <w:lsdException w:name="Colorful Shading Accent 5" w:uiPriority="71"/>
+    <w:lsdException w:name="Colorful List Accent 5" w:uiPriority="72"/>
+    <w:lsdException w:name="Colorful Grid Accent 5" w:uiPriority="73"/>
+    <w:lsdException w:name="Light Shading Accent 6" w:uiPriority="60"/>
+    <w:lsdException w:name="Light List Accent 6" w:uiPriority="61"/>
+    <w:lsdException w:name="Light Grid Accent 6" w:uiPriority="62"/>
+    <w:lsdException w:name="Medium Shading 1 Accent 6" w:uiPriority="63"/>
+    <w:lsdException w:name="Medium Shading 2 Accent 6" w:uiPriority="64"/>
+    <w:lsdException w:name="Medium List 1 Accent 6" w:uiPriority="65"/>
+    <w:lsdException w:name="Medium List 2 Accent 6" w:uiPriority="66"/>
+    <w:lsdException w:name="Medium Grid 1 Accent 6" w:uiPriority="67"/>
+    <w:lsdException w:name="Medium Grid 2 Accent 6" w:uiPriority="68"/>
+    <w:lsdException w:name="Medium Grid 3 Accent 6" w:uiPriority="69"/>
+    <w:lsdException w:name="Dark List Accent 6" w:uiPriority="70"/>
+    <w:lsdException w:name="Colorful Shading Accent 6" w:uiPriority="71"/>
+    <w:lsdException w:name="Colorful List Accent 6" w:uiPriority="72"/>
+    <w:lsdException w:name="Colorful Grid Accent 6" w:uiPriority="73"/>
+    <w:lsdException w:name="Subtle Emphasis" w:uiPriority="19" w:qFormat="1"/>
+    <w:lsdException w:name="Intense Emphasis" w:uiPriority="21" w:qFormat="1"/>
+    <w:lsdException w:name="Subtle Reference" w:uiPriority="31" w:qFormat="1"/>
+    <w:lsdException w:name="Intense Reference" w:uiPriority="32" w:qFormat="1"/>
+    <w:lsdException w:name="Book Title" w:uiPriority="33" w:qFormat="1"/>
+    <w:lsdException w:name="Bibliography" w:semiHidden="1" w:uiPriority="37" w:unhideWhenUsed="1"/>
+    <w:lsdException w:name="TOC Heading" w:semiHidden="1" w:uiPriority="39" w:unhideWhenUsed="1" w:qFormat="1"/>
+    <w:lsdException w:name="Plain Table 1" w:uiPriority="41"/>
+    <w:lsdException w:name="Plain Table 2" w:uiPriority="42"/>
+    <w:lsdException w:name="Plain Table 3" w:uiPriority="43"/>
+    <w:lsdException w:name="Plain Table 4" w:uiPriority="44"/>
+    <w:lsdException w:name="Plain Table 5" w:uiPriority="45"/>
+    <w:lsdException w:name="Grid Table Light" w:uiPriority="40"/>
+    <w:lsdException w:name="Grid Table 1 Light" w:uiPriority="46"/>
+    <w:lsdException w:name="Grid Table 2" w:uiPriority="47"/>
+    <w:lsdException w:name="Grid Table 3" w:uiPriority="48"/>
+    <w:lsdException w:name="Grid Table 4" w:uiPriority="49"/>
+    <w:lsdException w:name="Grid Table 5 Dark" w:uiPriority="50"/>
+    <w:lsdException w:name="Grid Table 6 Colorful" w:uiPriority="51"/>
+    <w:lsdException w:name="Grid Table 7 Colorful" w:uiPriority="52"/>
+    <w:lsdException w:name="Grid Table 1 Light Accent 1" w:uiPriority="46"/>
+    <w:lsdException w:name="Grid Table 2 Accent 1" w:uiPriority="47"/>
+    <w:lsdException w:name="Grid Table 3 Accent 1" w:uiPriority="48"/>
+    <w:lsdException w:name="Grid Table 4 Accent 1" w:uiPriority="49"/>
+    <w:lsdException w:name="Grid Table 5 Dark Accent 1" w:uiPriority="50"/>
+    <w:lsdException w:name="Grid Table 6 Colorful Accent 1" w:uiPriority="51"/>
+    <w:lsdException w:name="Grid Table 7 Colorful Accent 1" w:uiPriority="52"/>
+    <w:lsdException w:name="Grid Table 1 Light Accent 2" w:uiPriority="46"/>
+    <w:lsdException w:name="Grid Table 2 Accent 2" w:uiPriority="47"/>
+    <w:lsdException w:name="Grid Table 3 Accent 2" w:uiPriority="48"/>
+    <w:lsdException w:name="Grid Table 4 Accent 2" w:uiPriority="49"/>
+    <w:lsdException w:name="Grid Table 5 Dark Accent 2" w:uiPriority="50"/>
+    <w:lsdException w:name="Grid Table 6 Colorful Accent 2" w:uiPriority="51"/>
+    <w:lsdException w:name="Grid Table 7 Colorful Accent 2" w:uiPriority="52"/>
+    <w:lsdException w:name="Grid Table 1 Light Accent 3" w:uiPriority="46"/>
+    <w:lsdException w:name="Grid Table 2 Accent 3" w:uiPriority="47"/>
+    <w:lsdException w:name="Grid Table 3 Accent 3" w:uiPriority="48"/>
+    <w:lsdException w:name="Grid Table 4 Accent 3" w:uiPriority="49"/>
+    <w:lsdException w:name="Grid Table 5 Dark Accent 3" w:uiPriority="50"/>
+    <w:lsdException w:name="Grid Table 6 Colorful Accent 3" w:uiPriority="51"/>
+    <w:lsdException w:name="Grid Table 7 Colorful Accent 3" w:uiPriority="52"/>
+    <w:lsdException w:name="Grid Table 1 Light Accent 4" w:uiPriority="46"/>
+    <w:lsdException w:name="Grid Table 2 Accent 4" w:uiPriority="47"/>
+    <w:lsdException w:name="Grid Table 3 Accent 4" w:uiPriority="48"/>
+    <w:lsdException w:name="Grid Table 4 Accent 4" w:uiPriority="49"/>
+    <w:lsdException w:name="Grid Table 5 Dark Accent 4" w:uiPriority="50"/>
+    <w:lsdException w:name="Grid Table 6 Colorful Accent 4" w:uiPriority="51"/>
+    <w:lsdException w:name="Grid Table 7 Colorful Accent 4" w:uiPriority="52"/>
+    <w:lsdException w:name="Grid Table 1 Light Accent 5" w:uiPriority="46"/>
+    <w:lsdException w:name="Grid Table 2 Accent 5" w:uiPriority="47"/>
+    <w:lsdException w:name="Grid Table 3 Accent 5" w:uiPriority="48"/>
+    <w:lsdException w:name="Grid Table 4 Accent 5" w:uiPriority="49"/>
+    <w:lsdException w:name="Grid Table 5 Dark Accent 5" w:uiPriority="50"/>
+    <w:lsdException w:name="Grid Table 6 Colorful Accent 5" w:uiPriority="51"/>
+    <w:lsdException w:name="Grid Table 7 Colorful Accent 5" w:uiPriority="52"/>
+    <w:lsdException w:name="Grid Table 1 Light Accent 6" w:uiPriority="46"/>
+    <w:lsdException w:name="Grid Table 2 Accent 6" w:uiPriority="47"/>
+    <w:lsdException w:name="Grid Table 3 Accent 6" w:uiPriority="48"/>
+    <w:lsdException w:name="Grid Table 4 Accent 6" w:uiPriority="49"/>
+    <w:lsdException w:name="Grid Table 5 Dark Accent 6" w:uiPriority="50"/>
+    <w:lsdException w:name="Grid Table 6 Colorful Accent 6" w:uiPriority="51"/>
+    <w:lsdException w:name="Grid Table 7 Colorful Accent 6" w:uiPriority="52"/>
+    <w:lsdException w:name="List Table 1 Light" w:uiPriority="46"/>
+    <w:lsdException w:name="List Table 2" w:uiPriority="47"/>
+    <w:lsdException w:name="List Table 3" w:uiPriority="48"/>
+    <w:lsdException w:name="List Table 4" w:uiPriority="49"/>
+    <w:lsdException w:name="List Table 5 Dark" w:uiPriority="50"/>
+    <w:lsdException w:name="List Table 6 Colorful" w:uiPriority="51"/>
+    <w:lsdException w:name="List Table 7 Colorful" w:uiPriority="52"/>
+    <w:lsdException w:name="List Table 1 Light Accent 1" w:uiPriority="46"/>
+    <w:lsdException w:name="List Table 2 Accent 1" w:uiPriority="47"/>
+    <w:lsdException w:name="List Table 3 Accent 1" w:uiPriority="48"/>
+    <w:lsdException w:name="List Table 4 Accent 1" w:uiPriority="49"/>
+    <w:lsdException w:name="List Table 5 Dark Accent 1" w:uiPriority="50"/>
+    <w:lsdException w:name="List Table 6 Colorful Accent 1" w:uiPriority="51"/>
+    <w:lsdException w:name="List Table 7 Colorful Accent 1" w:uiPriority="52"/>
+    <w:lsdException w:name="List Table 1 Light Accent 2" w:uiPriority="46"/>
+    <w:lsdException w:name="List Table 2 Accent 2" w:uiPriority="47"/>
+    <w:lsdException w:name="List Table 3 Accent 2" w:uiPriority="48"/>
+    <w:lsdException w:name="List Table 4 Accent 2" w:uiPriority="49"/>
+    <w:lsdException w:name="List Table 5 Dark Accent 2" w:uiPriority="50"/>
+    <w:lsdException w:name="List Table 6 Colorful Accent 2" w:uiPriority="51"/>
+    <w:lsdException w:name="List Table 7 Colorful Accent 2" w:uiPriority="52"/>
+    <w:lsdException w:name="List Table 1 Light Accent 3" w:uiPriority="46"/>
+    <w:lsdException w:name="List Table 2 Accent 3" w:uiPriority="47"/>
+    <w:lsdException w:name="List Table 3 Accent 3" w:uiPriority="48"/>
+    <w:lsdException w:name="List Table 4 Accent 3" w:uiPriority="49"/>
+    <w:lsdException w:name="List Table 5 Dark Accent 3" w:uiPriority="50"/>
+    <w:lsdException w:name="List Table 6 Colorful Accent 3" w:uiPriority="51"/>
+    <w:lsdException w:name="List Table 7 Colorful Accent 3" w:uiPriority="52"/>
+    <w:lsdException w:name="List Table 1 Light Accent 4" w:uiPriority="46"/>
+    <w:lsdException w:name="List Table 2 Accent 4" w:uiPriority="47"/>
+    <w:lsdException w:name="List Table 3 Accent 4" w:uiPriority="48"/>
+    <w:lsdException w:name="List Table 4 Accent 4" w:uiPriority="49"/>
+    <w:lsdException w:name="List Table 5 Dark Accent 4" w:uiPriority="50"/>
+    <w:lsdException w:name="List Table 6 Colorful Accent 4" w:uiPriority="51"/>
+    <w:lsdException w:name="List Table 7 Colorful Accent 4" w:uiPriority="52"/>
+    <w:lsdException w:name="List Table 1 Light Accent 5" w:uiPriority="46"/>
+    <w:lsdException w:name="List Table 2 Accent 5" w:uiPriority="47"/>
+    <w:lsdException w:name="List Table 3 Accent 5" w:uiPriority="48"/>
+    <w:lsdException w:name="List Table 4 Accent 5" w:uiPriority="49"/>
+    <w:lsdException w:name="List Table 5 Dark Accent 5" w:uiPriority="50"/>
+    <w:lsdException w:name="List Table 6 Colorful Accent 5" w:uiPriority="51"/>
+    <w:lsdException w:name="List Table 7 Colorful Accent 5" w:uiPriority="52"/>
+    <w:lsdException w:name="List Table 1 Light Accent 6" w:uiPriority="46"/>
+    <w:lsdException w:name="List Table 2 Accent 6" w:uiPriority="47"/>
+    <w:lsdException w:name="List Table 3 Accent 6" w:uiPriority="48"/>
+    <w:lsdException w:name="List Table 4 Accent 6" w:uiPriority="49"/>
+    <w:lsdException w:name="List Table 5 Dark Accent 6" w:uiPriority="50"/>
+    <w:lsdException w:name="List Table 6 Colorful Accent 6" w:uiPriority="51"/>
+    <w:lsdException w:name="List Table 7 Colorful Accent 6" w:uiPriority="52"/>
+    <w:lsdException w:name="Mention" w:semiHidden="1" w:unhideWhenUsed="1"/>
+    <w:lsdException w:name="Smart Hyperlink" w:semiHidden="1" w:unhideWhenUsed="1"/>
+    <w:lsdException w:name="Hashtag" w:semiHidden="1" w:unhideWhenUsed="1"/>
+    <w:lsdException w:name="Unresolved Mention" w:semiHidden="1" w:unhideWhenUsed="1"/>
+    <w:lsdException w:name="Smart Link" w:semiHidden="1" w:unhideWhenUsed="1"/>
   </w:latentStyles>
-  <w:style w:type="paragraph" w:default="1" w:styleId="1">
+  <w:style w:type="paragraph" w:default="1" w:styleId="a">
     <w:name w:val="Normal"/>
     <w:qFormat/>
-    <w:uiPriority w:val="0"/>
     <w:pPr>
       <w:widowControl w:val="0"/>
       <w:jc w:val="both"/>
     </w:pPr>
     <w:rPr>
-      <w:rFonts w:ascii="Times New Roman" w:hAnsi="Times New Roman" w:eastAsia="宋体" w:cs="Times New Roman"/>
+      <w:rFonts w:ascii="Times New Roman" w:eastAsia="宋体" w:hAnsi="Times New Roman" w:cs="Times New Roman"/>
       <w:kern w:val="2"/>
       <w:sz w:val="21"/>
       <w:szCs w:val="24"/>
-      <w:lang w:val="en-US" w:eastAsia="zh-CN" w:bidi="ar-SA"/>
+      <w:lang w:val="en-US"/>
     </w:rPr>
   </w:style>
-  <w:style w:type="character" w:default="1" w:styleId="6">
+  <w:style w:type="character" w:default="1" w:styleId="a0">
     <w:name w:val="Default Paragraph Font"/>
+    <w:uiPriority w:val="1"/>
+    <w:unhideWhenUsed/>
+  </w:style>
+  <w:style w:type="table" w:default="1" w:styleId="a1">
+    <w:name w:val="Normal Table"/>
+    <w:uiPriority w:val="99"/>
     <w:semiHidden/>
     <w:unhideWhenUsed/>
-    <w:uiPriority w:val="1"/>
-  </w:style>
-  <w:style w:type="table" w:default="1" w:styleId="5">
-    <w:name w:val="Normal Table"/>
-    <w:semiHidden/>
-    <w:unhideWhenUsed/>
-    <w:qFormat/>
-    <w:uiPriority w:val="99"/>
     <w:tblPr>
+      <w:tblInd w:w="0" w:type="dxa"/>
       <w:tblCellMar>
         <w:top w:w="0" w:type="dxa"/>
         <w:left w:w="108" w:type="dxa"/>
@@ -1140,12 +1500,17 @@
       </w:tblCellMar>
     </w:tblPr>
   </w:style>
-  <w:style w:type="paragraph" w:styleId="2">
+  <w:style w:type="numbering" w:default="1" w:styleId="a2">
+    <w:name w:val="No List"/>
+    <w:uiPriority w:val="99"/>
+    <w:semiHidden/>
+    <w:unhideWhenUsed/>
+  </w:style>
+  <w:style w:type="paragraph" w:styleId="a3">
     <w:name w:val="Plain Text"/>
-    <w:basedOn w:val="1"/>
-    <w:link w:val="10"/>
+    <w:basedOn w:val="a"/>
+    <w:link w:val="a4"/>
     <w:qFormat/>
-    <w:uiPriority w:val="0"/>
     <w:pPr>
       <w:adjustRightInd w:val="0"/>
       <w:spacing w:line="312" w:lineRule="atLeast"/>
@@ -1157,13 +1522,12 @@
       <w:szCs w:val="20"/>
     </w:rPr>
   </w:style>
-  <w:style w:type="paragraph" w:styleId="3">
+  <w:style w:type="paragraph" w:styleId="a5">
     <w:name w:val="footer"/>
-    <w:basedOn w:val="1"/>
-    <w:link w:val="9"/>
+    <w:basedOn w:val="a"/>
+    <w:link w:val="a6"/>
     <w:unhideWhenUsed/>
     <w:qFormat/>
-    <w:uiPriority w:val="0"/>
     <w:pPr>
       <w:tabs>
         <w:tab w:val="center" w:pos="4153"/>
@@ -1173,21 +1537,20 @@
       <w:jc w:val="left"/>
     </w:pPr>
     <w:rPr>
-      <w:rFonts w:asciiTheme="minorHAnsi" w:hAnsiTheme="minorHAnsi" w:eastAsiaTheme="minorEastAsia" w:cstheme="minorBidi"/>
+      <w:rFonts w:asciiTheme="minorHAnsi" w:eastAsiaTheme="minorEastAsia" w:hAnsiTheme="minorHAnsi" w:cstheme="minorBidi"/>
       <w:sz w:val="18"/>
       <w:szCs w:val="18"/>
     </w:rPr>
   </w:style>
-  <w:style w:type="paragraph" w:styleId="4">
+  <w:style w:type="paragraph" w:styleId="a7">
     <w:name w:val="header"/>
-    <w:basedOn w:val="1"/>
-    <w:link w:val="8"/>
+    <w:basedOn w:val="a"/>
+    <w:link w:val="a8"/>
     <w:unhideWhenUsed/>
     <w:qFormat/>
-    <w:uiPriority w:val="0"/>
     <w:pPr>
       <w:pBdr>
-        <w:bottom w:val="single" w:color="auto" w:sz="6" w:space="1"/>
+        <w:bottom w:val="single" w:sz="6" w:space="1" w:color="auto"/>
       </w:pBdr>
       <w:tabs>
         <w:tab w:val="center" w:pos="4153"/>
@@ -1197,47 +1560,45 @@
       <w:jc w:val="center"/>
     </w:pPr>
     <w:rPr>
-      <w:rFonts w:asciiTheme="minorHAnsi" w:hAnsiTheme="minorHAnsi" w:eastAsiaTheme="minorEastAsia" w:cstheme="minorBidi"/>
+      <w:rFonts w:asciiTheme="minorHAnsi" w:eastAsiaTheme="minorEastAsia" w:hAnsiTheme="minorHAnsi" w:cstheme="minorBidi"/>
       <w:sz w:val="18"/>
       <w:szCs w:val="18"/>
     </w:rPr>
   </w:style>
-  <w:style w:type="character" w:styleId="7">
+  <w:style w:type="character" w:styleId="a9">
     <w:name w:val="page number"/>
-    <w:basedOn w:val="6"/>
+    <w:basedOn w:val="a0"/>
     <w:qFormat/>
-    <w:uiPriority w:val="0"/>
   </w:style>
-  <w:style w:type="character" w:customStyle="1" w:styleId="8">
+  <w:style w:type="character" w:customStyle="1" w:styleId="a8">
     <w:name w:val="页眉 字符"/>
-    <w:basedOn w:val="6"/>
-    <w:link w:val="4"/>
+    <w:basedOn w:val="a0"/>
+    <w:link w:val="a7"/>
+    <w:uiPriority w:val="99"/>
     <w:qFormat/>
-    <w:uiPriority w:val="99"/>
     <w:rPr>
       <w:sz w:val="18"/>
       <w:szCs w:val="18"/>
     </w:rPr>
   </w:style>
-  <w:style w:type="character" w:customStyle="1" w:styleId="9">
+  <w:style w:type="character" w:customStyle="1" w:styleId="a6">
     <w:name w:val="页脚 字符"/>
-    <w:basedOn w:val="6"/>
-    <w:link w:val="3"/>
+    <w:basedOn w:val="a0"/>
+    <w:link w:val="a5"/>
+    <w:uiPriority w:val="99"/>
     <w:qFormat/>
-    <w:uiPriority w:val="99"/>
     <w:rPr>
       <w:sz w:val="18"/>
       <w:szCs w:val="18"/>
     </w:rPr>
   </w:style>
-  <w:style w:type="character" w:customStyle="1" w:styleId="10">
+  <w:style w:type="character" w:customStyle="1" w:styleId="a4">
     <w:name w:val="纯文本 字符"/>
-    <w:basedOn w:val="6"/>
-    <w:link w:val="2"/>
+    <w:basedOn w:val="a0"/>
+    <w:link w:val="a3"/>
     <w:qFormat/>
-    <w:uiPriority w:val="0"/>
     <w:rPr>
-      <w:rFonts w:ascii="宋体" w:hAnsi="Courier New" w:eastAsia="宋体" w:cs="Times New Roman"/>
+      <w:rFonts w:ascii="宋体" w:eastAsia="宋体" w:hAnsi="Courier New" w:cs="Times New Roman"/>
       <w:kern w:val="0"/>
       <w:szCs w:val="20"/>
     </w:rPr>
@@ -1526,5 +1887,6 @@
     </a:fmtScheme>
   </a:themeElements>
   <a:objectDefaults/>
+  <a:extraClrSchemeLst/>
 </a:theme>
 </file>